--- a/Manual de implementación de jimena barraza (2).docx
+++ b/Manual de implementación de jimena barraza (2).docx
@@ -501,6 +501,133 @@
       <w:pPr>
         <w:spacing w:line="360" w:lineRule="auto"/>
       </w:pPr>
+    </w:p>
+    <w:p>
+      <w:pPr>
+        <w:spacing w:line="360" w:lineRule="auto"/>
+      </w:pPr>
+    </w:p>
+    <w:p>
+      <w:pPr>
+        <w:spacing w:line="360" w:lineRule="auto"/>
+      </w:pPr>
+      <w:r>
+        <w:t>REGISTRO DE PRODUCTOS</w:t>
+      </w:r>
+    </w:p>
+    <w:p>
+      <w:pPr>
+        <w:spacing w:line="360" w:lineRule="auto"/>
+      </w:pPr>
+    </w:p>
+    <w:p>
+      <w:pPr>
+        <w:spacing w:line="360" w:lineRule="auto"/>
+      </w:pPr>
+      <w:r>
+        <w:t xml:space="preserve">En este apartado se dan de alta los registros de los productos que usa el sistema. Para poder ejecutar ventas, es necesario que exista un </w:t>
+      </w:r>
+      <w:proofErr w:type="spellStart"/>
+      <w:r>
+        <w:t>catalogo</w:t>
+      </w:r>
+      <w:proofErr w:type="spellEnd"/>
+      <w:r>
+        <w:t xml:space="preserve"> para poder elegir lo que se va a adquirir por parte del cliente. Y si el sistema se cierra, los productos quedan guardados para usarse la próxima vez que se active el mismo. Para esto, se necesita una BASE DE DATOS. </w:t>
+      </w:r>
+    </w:p>
+    <w:p>
+      <w:pPr>
+        <w:spacing w:line="360" w:lineRule="auto"/>
+      </w:pPr>
+    </w:p>
+    <w:p>
+      <w:pPr>
+        <w:spacing w:line="360" w:lineRule="auto"/>
+      </w:pPr>
+      <w:r>
+        <w:t>¿Qué es una base de datos?</w:t>
+      </w:r>
+    </w:p>
+    <w:p>
+      <w:pPr>
+        <w:spacing w:line="360" w:lineRule="auto"/>
+      </w:pPr>
+      <w:r>
+        <w:t>Es un conjunto de datos que están estructurados en forma correcta y secuencial. Contiene la información que usa los sistemas para su correcto uso. Estos datos pueden ser de tipo texto, numéricos, objetos, enlaces, y cualquier tipo de dato almacenable.</w:t>
+      </w:r>
+    </w:p>
+    <w:p>
+      <w:pPr>
+        <w:spacing w:line="360" w:lineRule="auto"/>
+      </w:pPr>
+    </w:p>
+    <w:p>
+      <w:pPr>
+        <w:spacing w:line="360" w:lineRule="auto"/>
+      </w:pPr>
+      <w:r>
+        <w:t>Una base de datos se conforma de tablas, cada tabla tiene registros y los registros se conforman de campos</w:t>
+      </w:r>
+      <w:r>
+        <w:t>. A continuación, se describe cada elemento:</w:t>
+      </w:r>
+    </w:p>
+    <w:p>
+      <w:pPr>
+        <w:pStyle w:val="Prrafodelista"/>
+        <w:numPr>
+          <w:ilvl w:val="0"/>
+          <w:numId w:val="12"/>
+        </w:numPr>
+        <w:spacing w:line="360" w:lineRule="auto"/>
+      </w:pPr>
+      <w:r>
+        <w:t>Tablas: son los contenedores de información. Son únicos y guardan los datos de un mismo tipo, por ejemplo: productos, clientes, alumnos, calificaciones, ventas, proveedores.</w:t>
+      </w:r>
+    </w:p>
+    <w:p>
+      <w:pPr>
+        <w:pStyle w:val="Prrafodelista"/>
+        <w:numPr>
+          <w:ilvl w:val="0"/>
+          <w:numId w:val="12"/>
+        </w:numPr>
+        <w:spacing w:line="360" w:lineRule="auto"/>
+      </w:pPr>
+      <w:r>
+        <w:t>Registro: es un conjunto de datos o campo correspondientes a un tipo de información.</w:t>
+      </w:r>
+    </w:p>
+    <w:p>
+      <w:pPr>
+        <w:pStyle w:val="Prrafodelista"/>
+        <w:spacing w:line="360" w:lineRule="auto"/>
+      </w:pPr>
+      <w:r>
+        <w:t>Ejemplo: en una tabla de alumnos, un registro seria: clave del alumno, nombre, carrera, grado, grupo, edad.</w:t>
+      </w:r>
+    </w:p>
+    <w:p>
+      <w:pPr>
+        <w:pStyle w:val="Prrafodelista"/>
+        <w:numPr>
+          <w:ilvl w:val="0"/>
+          <w:numId w:val="12"/>
+        </w:numPr>
+        <w:spacing w:line="360" w:lineRule="auto"/>
+      </w:pPr>
+      <w:r>
+        <w:t xml:space="preserve">Campo: es un dato único que por si mismo no da mucha información. Necesita de otros datos para saber </w:t>
+      </w:r>
+      <w:proofErr w:type="spellStart"/>
+      <w:r>
+        <w:t>que</w:t>
+      </w:r>
+      <w:proofErr w:type="spellEnd"/>
+      <w:r>
+        <w:t xml:space="preserve"> información es, ejemplos: nombre, edad.</w:t>
+      </w:r>
     </w:p>
     <w:p>
       <w:pPr>
@@ -1252,6 +1379,119 @@
       </w:pPr>
     </w:lvl>
   </w:abstractNum>
+  <w:abstractNum w:abstractNumId="2" w15:restartNumberingAfterBreak="0">
+    <w:nsid w:val="2E2035B3"/>
+    <w:multiLevelType w:val="hybridMultilevel"/>
+    <w:tmpl w:val="BFAA9370"/>
+    <w:lvl w:ilvl="0" w:tplc="080A0001">
+      <w:start w:val="1"/>
+      <w:numFmt w:val="bullet"/>
+      <w:lvlText w:val=""/>
+      <w:lvlJc w:val="left"/>
+      <w:pPr>
+        <w:ind w:left="720" w:hanging="360"/>
+      </w:pPr>
+      <w:rPr>
+        <w:rFonts w:ascii="Symbol" w:hAnsi="Symbol" w:hint="default"/>
+      </w:rPr>
+    </w:lvl>
+    <w:lvl w:ilvl="1" w:tplc="080A0003" w:tentative="1">
+      <w:start w:val="1"/>
+      <w:numFmt w:val="bullet"/>
+      <w:lvlText w:val="o"/>
+      <w:lvlJc w:val="left"/>
+      <w:pPr>
+        <w:ind w:left="1440" w:hanging="360"/>
+      </w:pPr>
+      <w:rPr>
+        <w:rFonts w:ascii="Courier New" w:hAnsi="Courier New" w:cs="Courier New" w:hint="default"/>
+      </w:rPr>
+    </w:lvl>
+    <w:lvl w:ilvl="2" w:tplc="080A0005" w:tentative="1">
+      <w:start w:val="1"/>
+      <w:numFmt w:val="bullet"/>
+      <w:lvlText w:val=""/>
+      <w:lvlJc w:val="left"/>
+      <w:pPr>
+        <w:ind w:left="2160" w:hanging="360"/>
+      </w:pPr>
+      <w:rPr>
+        <w:rFonts w:ascii="Wingdings" w:hAnsi="Wingdings" w:hint="default"/>
+      </w:rPr>
+    </w:lvl>
+    <w:lvl w:ilvl="3" w:tplc="080A0001" w:tentative="1">
+      <w:start w:val="1"/>
+      <w:numFmt w:val="bullet"/>
+      <w:lvlText w:val=""/>
+      <w:lvlJc w:val="left"/>
+      <w:pPr>
+        <w:ind w:left="2880" w:hanging="360"/>
+      </w:pPr>
+      <w:rPr>
+        <w:rFonts w:ascii="Symbol" w:hAnsi="Symbol" w:hint="default"/>
+      </w:rPr>
+    </w:lvl>
+    <w:lvl w:ilvl="4" w:tplc="080A0003" w:tentative="1">
+      <w:start w:val="1"/>
+      <w:numFmt w:val="bullet"/>
+      <w:lvlText w:val="o"/>
+      <w:lvlJc w:val="left"/>
+      <w:pPr>
+        <w:ind w:left="3600" w:hanging="360"/>
+      </w:pPr>
+      <w:rPr>
+        <w:rFonts w:ascii="Courier New" w:hAnsi="Courier New" w:cs="Courier New" w:hint="default"/>
+      </w:rPr>
+    </w:lvl>
+    <w:lvl w:ilvl="5" w:tplc="080A0005" w:tentative="1">
+      <w:start w:val="1"/>
+      <w:numFmt w:val="bullet"/>
+      <w:lvlText w:val=""/>
+      <w:lvlJc w:val="left"/>
+      <w:pPr>
+        <w:ind w:left="4320" w:hanging="360"/>
+      </w:pPr>
+      <w:rPr>
+        <w:rFonts w:ascii="Wingdings" w:hAnsi="Wingdings" w:hint="default"/>
+      </w:rPr>
+    </w:lvl>
+    <w:lvl w:ilvl="6" w:tplc="080A0001" w:tentative="1">
+      <w:start w:val="1"/>
+      <w:numFmt w:val="bullet"/>
+      <w:lvlText w:val=""/>
+      <w:lvlJc w:val="left"/>
+      <w:pPr>
+        <w:ind w:left="5040" w:hanging="360"/>
+      </w:pPr>
+      <w:rPr>
+        <w:rFonts w:ascii="Symbol" w:hAnsi="Symbol" w:hint="default"/>
+      </w:rPr>
+    </w:lvl>
+    <w:lvl w:ilvl="7" w:tplc="080A0003" w:tentative="1">
+      <w:start w:val="1"/>
+      <w:numFmt w:val="bullet"/>
+      <w:lvlText w:val="o"/>
+      <w:lvlJc w:val="left"/>
+      <w:pPr>
+        <w:ind w:left="5760" w:hanging="360"/>
+      </w:pPr>
+      <w:rPr>
+        <w:rFonts w:ascii="Courier New" w:hAnsi="Courier New" w:cs="Courier New" w:hint="default"/>
+      </w:rPr>
+    </w:lvl>
+    <w:lvl w:ilvl="8" w:tplc="080A0005" w:tentative="1">
+      <w:start w:val="1"/>
+      <w:numFmt w:val="bullet"/>
+      <w:lvlText w:val=""/>
+      <w:lvlJc w:val="left"/>
+      <w:pPr>
+        <w:ind w:left="6480" w:hanging="360"/>
+      </w:pPr>
+      <w:rPr>
+        <w:rFonts w:ascii="Wingdings" w:hAnsi="Wingdings" w:hint="default"/>
+      </w:rPr>
+    </w:lvl>
+  </w:abstractNum>
   <w:num w:numId="1" w16cid:durableId="1252860381">
     <w:abstractNumId w:val="1"/>
   </w:num>
@@ -1284,6 +1524,9 @@
   </w:num>
   <w:num w:numId="11" w16cid:durableId="562183826">
     <w:abstractNumId w:val="0"/>
+  </w:num>
+  <w:num w:numId="12" w16cid:durableId="109400373">
+    <w:abstractNumId w:val="2"/>
   </w:num>
 </w:numbering>
 </file>
@@ -1895,7 +2138,6 @@
   <w:style w:type="character" w:default="1" w:styleId="Fuentedeprrafopredeter">
     <w:name w:val="Default Paragraph Font"/>
     <w:uiPriority w:val="1"/>
-    <w:semiHidden/>
     <w:unhideWhenUsed/>
   </w:style>
   <w:style w:type="table" w:default="1" w:styleId="Tablanormal">
@@ -2364,7 +2606,6 @@
     <w:name w:val="Normal (Web)"/>
     <w:basedOn w:val="Normal"/>
     <w:uiPriority w:val="99"/>
-    <w:semiHidden/>
     <w:unhideWhenUsed/>
     <w:rsid w:val="00C17DD2"/>
     <w:pPr>
@@ -2485,14 +2726,14 @@
     <w:charset w:val="00"/>
     <w:family w:val="swiss"/>
     <w:pitch w:val="variable"/>
-    <w:sig w:usb0="E0002EFF" w:usb1="C000247B" w:usb2="00000009" w:usb3="00000000" w:csb0="000001FF" w:csb1="00000000"/>
+    <w:sig w:usb0="E4002EFF" w:usb1="C000247B" w:usb2="00000009" w:usb3="00000000" w:csb0="000001FF" w:csb1="00000000"/>
   </w:font>
   <w:font w:name="Calibri Light">
     <w:panose1 w:val="020F0302020204030204"/>
     <w:charset w:val="00"/>
     <w:family w:val="swiss"/>
     <w:pitch w:val="variable"/>
-    <w:sig w:usb0="E0002AFF" w:usb1="C000247B" w:usb2="00000009" w:usb3="00000000" w:csb0="000001FF" w:csb1="00000000"/>
+    <w:sig w:usb0="E4002EFF" w:usb1="C000247B" w:usb2="00000009" w:usb3="00000000" w:csb0="000001FF" w:csb1="00000000"/>
   </w:font>
 </w:fonts>
 </file>
@@ -2517,9 +2758,11 @@
     <w:rsid w:val="002041D2"/>
     <w:rsid w:val="002A479A"/>
     <w:rsid w:val="00646874"/>
+    <w:rsid w:val="008F25E6"/>
     <w:rsid w:val="00913713"/>
     <w:rsid w:val="00957F00"/>
     <w:rsid w:val="00A31034"/>
+    <w:rsid w:val="00D02B3D"/>
     <w:rsid w:val="00D70D59"/>
     <w:rsid w:val="00F63C07"/>
   </w:rsids>

--- a/Manual de implementación de jimena barraza (2).docx
+++ b/Manual de implementación de jimena barraza (2).docx
@@ -1,6 +1,6 @@
 
 <file path=word/document.xml><?xml version="1.0" encoding="utf-8"?>
-<w:document xmlns:wpc="http://schemas.microsoft.com/office/word/2010/wordprocessingCanvas" xmlns:cx="http://schemas.microsoft.com/office/drawing/2014/chartex" xmlns:cx1="http://schemas.microsoft.com/office/drawing/2015/9/8/chartex" xmlns:cx2="http://schemas.microsoft.com/office/drawing/2015/10/21/chartex" xmlns:cx3="http://schemas.microsoft.com/office/drawing/2016/5/9/chartex" xmlns:cx4="http://schemas.microsoft.com/office/drawing/2016/5/10/chartex" xmlns:cx5="http://schemas.microsoft.com/office/drawing/2016/5/11/chartex" xmlns:cx6="http://schemas.microsoft.com/office/drawing/2016/5/12/chartex" xmlns:cx7="http://schemas.microsoft.com/office/drawing/2016/5/13/chartex" xmlns:cx8="http://schemas.microsoft.com/office/drawing/2016/5/14/chartex" xmlns:mc="http://schemas.openxmlformats.org/markup-compatibility/2006" xmlns:aink="http://schemas.microsoft.com/office/drawing/2016/ink" xmlns:am3d="http://schemas.microsoft.com/office/drawing/2017/model3d" xmlns:o="urn:schemas-microsoft-com:office:office" xmlns:oel="http://schemas.microsoft.com/office/2019/extlst" xmlns:r="http://schemas.openxmlformats.org/officeDocument/2006/relationships" xmlns:m="http://schemas.openxmlformats.org/officeDocument/2006/math" xmlns:v="urn:schemas-microsoft-com:vml" xmlns:wp14="http://schemas.microsoft.com/office/word/2010/wordprocessingDrawing" xmlns:wp="http://schemas.openxmlformats.org/drawingml/2006/wordprocessingDrawing" xmlns:w10="urn:schemas-microsoft-com:office:word" xmlns:w="http://schemas.openxmlformats.org/wordprocessingml/2006/main" xmlns:w14="http://schemas.microsoft.com/office/word/2010/wordml" xmlns:w15="http://schemas.microsoft.com/office/word/2012/wordml" xmlns:w16cex="http://schemas.microsoft.com/office/word/2018/wordml/cex" xmlns:w16cid="http://schemas.microsoft.com/office/word/2016/wordml/cid" xmlns:w16="http://schemas.microsoft.com/office/word/2018/wordml" xmlns:w16du="http://schemas.microsoft.com/office/word/2023/wordml/word16du" xmlns:w16sdtdh="http://schemas.microsoft.com/office/word/2020/wordml/sdtdatahash" xmlns:w16sdtfl="http://schemas.microsoft.com/office/word/2024/wordml/sdtformatlock" xmlns:w16se="http://schemas.microsoft.com/office/word/2015/wordml/symex" xmlns:wpg="http://schemas.microsoft.com/office/word/2010/wordprocessingGroup" xmlns:wpi="http://schemas.microsoft.com/office/word/2010/wordprocessingInk" xmlns:wne="http://schemas.microsoft.com/office/word/2006/wordml" xmlns:wps="http://schemas.microsoft.com/office/word/2010/wordprocessingShape" mc:Ignorable="w14 w15 w16se w16cid w16 w16cex w16sdtdh w16sdtfl w16du wp14">
+<w:document xmlns:wpc="http://schemas.microsoft.com/office/word/2010/wordprocessingCanvas" xmlns:cx="http://schemas.microsoft.com/office/drawing/2014/chartex" xmlns:mc="http://schemas.openxmlformats.org/markup-compatibility/2006" xmlns:o="urn:schemas-microsoft-com:office:office" xmlns:r="http://schemas.openxmlformats.org/officeDocument/2006/relationships" xmlns:m="http://schemas.openxmlformats.org/officeDocument/2006/math" xmlns:v="urn:schemas-microsoft-com:vml" xmlns:wp14="http://schemas.microsoft.com/office/word/2010/wordprocessingDrawing" xmlns:wp="http://schemas.openxmlformats.org/drawingml/2006/wordprocessingDrawing" xmlns:w10="urn:schemas-microsoft-com:office:word" xmlns:w="http://schemas.openxmlformats.org/wordprocessingml/2006/main" xmlns:w14="http://schemas.microsoft.com/office/word/2010/wordml" xmlns:w15="http://schemas.microsoft.com/office/word/2012/wordml" xmlns:w16se="http://schemas.microsoft.com/office/word/2015/wordml/symex" xmlns:wpg="http://schemas.microsoft.com/office/word/2010/wordprocessingGroup" xmlns:wpi="http://schemas.microsoft.com/office/word/2010/wordprocessingInk" xmlns:wne="http://schemas.microsoft.com/office/word/2006/wordml" xmlns:wps="http://schemas.microsoft.com/office/word/2010/wordprocessingShape" mc:Ignorable="w14 w15 w16se wp14">
   <w:body>
     <w:p>
       <w:pPr>
@@ -138,13 +138,8 @@
       <w:r>
         <w:t xml:space="preserve"> Software de Aplicación, es necesario construir un software en el </w:t>
       </w:r>
-      <w:proofErr w:type="spellStart"/>
-      <w:r>
-        <w:t>Submodulo</w:t>
-      </w:r>
-      <w:proofErr w:type="spellEnd"/>
-      <w:r>
-        <w:t xml:space="preserve"> </w:t>
+      <w:r>
+        <w:t xml:space="preserve">Submodulo </w:t>
       </w:r>
       <w:r>
         <w:t xml:space="preserve">Codifica </w:t>
@@ -156,23 +151,7 @@
         <w:t xml:space="preserve"> de Aplicación, y documentar el mismo </w:t>
       </w:r>
       <w:r>
-        <w:t xml:space="preserve">en el </w:t>
-      </w:r>
-      <w:proofErr w:type="spellStart"/>
-      <w:r>
-        <w:t>submodulo</w:t>
-      </w:r>
-      <w:proofErr w:type="spellEnd"/>
-      <w:r>
-        <w:t xml:space="preserve"> Implementa Software de Aplicación. Es por eso que es manual es el producto final de </w:t>
-      </w:r>
-      <w:proofErr w:type="spellStart"/>
-      <w:r>
-        <w:t>submodulo</w:t>
-      </w:r>
-      <w:proofErr w:type="spellEnd"/>
-      <w:r>
-        <w:t xml:space="preserve"> III.</w:t>
+        <w:t>en el submodulo Implementa Software de Aplicación. Es por eso que es manual es el producto final de submodulo III.</w:t>
       </w:r>
     </w:p>
     <w:p>
@@ -358,7 +337,7 @@
       </w:r>
       <w:r>
         <w:rPr>
-          <w:rStyle w:val="Fuerte"/>
+          <w:rStyle w:val="Textoennegrita"/>
           <w:rFonts w:eastAsiaTheme="majorEastAsia"/>
           <w:lang w:val="es-ES"/>
         </w:rPr>
@@ -396,7 +375,7 @@
       </w:pPr>
       <w:r>
         <w:rPr>
-          <w:rStyle w:val="Fuerte"/>
+          <w:rStyle w:val="Textoennegrita"/>
         </w:rPr>
         <w:t>Registro de Productos</w:t>
       </w:r>
@@ -415,7 +394,7 @@
       </w:pPr>
       <w:r>
         <w:rPr>
-          <w:rStyle w:val="Fuerte"/>
+          <w:rStyle w:val="Textoennegrita"/>
         </w:rPr>
         <w:t>Registro de Ventas</w:t>
       </w:r>
@@ -434,7 +413,7 @@
       </w:pPr>
       <w:r>
         <w:rPr>
-          <w:rStyle w:val="Fuerte"/>
+          <w:rStyle w:val="Textoennegrita"/>
         </w:rPr>
         <w:t>Reportes</w:t>
       </w:r>
@@ -453,7 +432,7 @@
       </w:pPr>
       <w:r>
         <w:rPr>
-          <w:rStyle w:val="Fuerte"/>
+          <w:rStyle w:val="Textoennegrita"/>
         </w:rPr>
         <w:t>Acerca de</w:t>
       </w:r>
@@ -504,6 +483,7 @@
       <w:r>
         <w:rPr>
           <w:noProof/>
+          <w:lang w:val="en-US"/>
         </w:rPr>
         <w:lastRenderedPageBreak/>
         <w:drawing>
@@ -720,12 +700,212 @@
     <w:p>
       <w:pPr>
         <w:spacing w:line="360" w:lineRule="auto"/>
-      </w:pPr>
-    </w:p>
-    <w:p>
-      <w:pPr>
-        <w:spacing w:line="360" w:lineRule="auto"/>
-      </w:pPr>
+        <w:rPr>
+          <w:rFonts w:ascii="Arial" w:hAnsi="Arial" w:cs="Arial"/>
+          <w:color w:val="538135" w:themeColor="accent6" w:themeShade="BF"/>
+          <w:sz w:val="28"/>
+          <w:szCs w:val="28"/>
+        </w:rPr>
+      </w:pPr>
+      <w:r>
+        <w:rPr>
+          <w:rFonts w:ascii="Arial" w:hAnsi="Arial" w:cs="Arial"/>
+          <w:color w:val="538135" w:themeColor="accent6" w:themeShade="BF"/>
+          <w:sz w:val="28"/>
+          <w:szCs w:val="28"/>
+        </w:rPr>
+        <w:lastRenderedPageBreak/>
+        <w:t>REGISTRO DE VENTAS</w:t>
+      </w:r>
+    </w:p>
+    <w:p>
+      <w:pPr>
+        <w:spacing w:line="360" w:lineRule="auto"/>
+        <w:rPr>
+          <w:rFonts w:ascii="Arial" w:hAnsi="Arial" w:cs="Arial"/>
+          <w:color w:val="000000" w:themeColor="text1"/>
+        </w:rPr>
+      </w:pPr>
+      <w:r>
+        <w:rPr>
+          <w:rFonts w:ascii="Arial" w:hAnsi="Arial" w:cs="Arial"/>
+          <w:color w:val="000000" w:themeColor="text1"/>
+        </w:rPr>
+        <w:t xml:space="preserve">Para llevar el registro de los productos que se venden, se tiene que crear otro contenedor de información (Tablas), llamado ventas.txt. Con la información almacenada de los productos se va a registrar las ventas que se hagan de los mismos, y se gurda el producto, la cantidad, la fecha y el monto de la venta. </w:t>
+      </w:r>
+    </w:p>
+    <w:p>
+      <w:pPr>
+        <w:spacing w:line="360" w:lineRule="auto"/>
+        <w:rPr>
+          <w:color w:val="000000" w:themeColor="text1"/>
+          <w:sz w:val="24"/>
+          <w:szCs w:val="24"/>
+        </w:rPr>
+      </w:pPr>
+    </w:p>
+    <w:p>
+      <w:pPr>
+        <w:spacing w:line="360" w:lineRule="auto"/>
+        <w:rPr>
+          <w:rFonts w:ascii="Arial" w:hAnsi="Arial" w:cs="Arial"/>
+          <w:color w:val="000000" w:themeColor="text1"/>
+        </w:rPr>
+      </w:pPr>
+      <w:r>
+        <w:rPr>
+          <w:rFonts w:ascii="Arial" w:hAnsi="Arial" w:cs="Arial"/>
+          <w:color w:val="000000" w:themeColor="text1"/>
+        </w:rPr>
+        <w:t xml:space="preserve">Cuando un sistema maneja diferentes tipos de datos, se usan tablas para almacenar cada fuente de datos. Estas tablas deben mantener una relación entre ellas para que el software funcione adecuadamente, En este tema se ven los tipos de relaciones entre tablas de una base de datos. </w:t>
+      </w:r>
+    </w:p>
+    <w:p>
+      <w:pPr>
+        <w:spacing w:line="360" w:lineRule="auto"/>
+        <w:rPr>
+          <w:color w:val="000000" w:themeColor="text1"/>
+          <w:sz w:val="24"/>
+          <w:szCs w:val="24"/>
+        </w:rPr>
+      </w:pPr>
+    </w:p>
+    <w:p>
+      <w:pPr>
+        <w:spacing w:line="360" w:lineRule="auto"/>
+        <w:rPr>
+          <w:rFonts w:ascii="Arial" w:hAnsi="Arial" w:cs="Arial"/>
+          <w:color w:val="538135" w:themeColor="accent6" w:themeShade="BF"/>
+          <w:sz w:val="28"/>
+          <w:szCs w:val="28"/>
+        </w:rPr>
+      </w:pPr>
+      <w:r>
+        <w:rPr>
+          <w:rFonts w:ascii="Arial" w:hAnsi="Arial" w:cs="Arial"/>
+          <w:color w:val="538135" w:themeColor="accent6" w:themeShade="BF"/>
+          <w:sz w:val="28"/>
+          <w:szCs w:val="28"/>
+        </w:rPr>
+        <w:t>Definiciones</w:t>
+      </w:r>
+    </w:p>
+    <w:p>
+      <w:pPr>
+        <w:spacing w:line="360" w:lineRule="auto"/>
+        <w:rPr>
+          <w:rFonts w:ascii="Arial" w:hAnsi="Arial" w:cs="Arial"/>
+          <w:color w:val="000000" w:themeColor="text1"/>
+        </w:rPr>
+      </w:pPr>
+      <w:r>
+        <w:rPr>
+          <w:rFonts w:ascii="Arial" w:hAnsi="Arial" w:cs="Arial"/>
+          <w:color w:val="000000" w:themeColor="text1"/>
+        </w:rPr>
+        <w:t>Relación de Base de Datos: una relación entre tablas es la forma en cómo se están enlazando los datos entre dos o más tablas</w:t>
+      </w:r>
+    </w:p>
+    <w:p>
+      <w:pPr>
+        <w:pStyle w:val="Prrafodelista"/>
+        <w:numPr>
+          <w:ilvl w:val="0"/>
+          <w:numId w:val="13"/>
+        </w:numPr>
+        <w:spacing w:line="360" w:lineRule="auto"/>
+        <w:rPr>
+          <w:rFonts w:ascii="Arial" w:hAnsi="Arial" w:cs="Arial"/>
+          <w:color w:val="000000" w:themeColor="text1"/>
+        </w:rPr>
+      </w:pPr>
+      <w:r>
+        <w:rPr>
+          <w:rFonts w:ascii="Arial" w:hAnsi="Arial" w:cs="Arial"/>
+          <w:color w:val="000000" w:themeColor="text1"/>
+        </w:rPr>
+        <w:t>Relación 1 a varios: Es cuando en una tabla solo puede existir un registro, y en las otras muchas instancias del mismo.</w:t>
+      </w:r>
+    </w:p>
+    <w:p>
+      <w:pPr>
+        <w:pStyle w:val="Prrafodelista"/>
+        <w:numPr>
+          <w:ilvl w:val="0"/>
+          <w:numId w:val="13"/>
+        </w:numPr>
+        <w:spacing w:line="360" w:lineRule="auto"/>
+        <w:rPr>
+          <w:rFonts w:ascii="Arial" w:hAnsi="Arial" w:cs="Arial"/>
+          <w:color w:val="000000" w:themeColor="text1"/>
+        </w:rPr>
+      </w:pPr>
+      <w:r>
+        <w:rPr>
+          <w:rFonts w:ascii="Arial" w:hAnsi="Arial" w:cs="Arial"/>
+          <w:color w:val="000000" w:themeColor="text1"/>
+        </w:rPr>
+        <w:t>Relación 1 a 1: Es cuando en ambas tablas solo hay un registro.</w:t>
+      </w:r>
+    </w:p>
+    <w:p>
+      <w:pPr>
+        <w:pStyle w:val="Prrafodelista"/>
+        <w:numPr>
+          <w:ilvl w:val="0"/>
+          <w:numId w:val="13"/>
+        </w:numPr>
+        <w:spacing w:line="360" w:lineRule="auto"/>
+        <w:rPr>
+          <w:rFonts w:ascii="Arial" w:hAnsi="Arial" w:cs="Arial"/>
+          <w:color w:val="000000" w:themeColor="text1"/>
+          <w:sz w:val="24"/>
+          <w:szCs w:val="24"/>
+        </w:rPr>
+      </w:pPr>
+      <w:r>
+        <w:rPr>
+          <w:rFonts w:ascii="Arial" w:hAnsi="Arial" w:cs="Arial"/>
+          <w:color w:val="000000" w:themeColor="text1"/>
+        </w:rPr>
+        <w:t>Relación Varios a Varios: Es cuando en ambas tablas hay muchas instancias</w:t>
+      </w:r>
+      <w:bookmarkStart w:id="0" w:name="_GoBack"/>
+      <w:bookmarkEnd w:id="0"/>
+      <w:r>
+        <w:rPr>
+          <w:rFonts w:ascii="Arial" w:hAnsi="Arial" w:cs="Arial"/>
+          <w:color w:val="000000" w:themeColor="text1"/>
+        </w:rPr>
+        <w:t xml:space="preserve"> de</w:t>
+      </w:r>
+      <w:r>
+        <w:rPr>
+          <w:rFonts w:ascii="Arial" w:hAnsi="Arial" w:cs="Arial"/>
+          <w:color w:val="000000" w:themeColor="text1"/>
+          <w:sz w:val="24"/>
+          <w:szCs w:val="24"/>
+        </w:rPr>
+        <w:t xml:space="preserve"> registros.</w:t>
+      </w:r>
+    </w:p>
+    <w:p>
+      <w:pPr>
+        <w:spacing w:line="360" w:lineRule="auto"/>
+        <w:rPr>
+          <w:color w:val="000000" w:themeColor="text1"/>
+          <w:sz w:val="24"/>
+          <w:szCs w:val="24"/>
+        </w:rPr>
+      </w:pPr>
+      <w:r>
+        <w:rPr>
+          <w:color w:val="000000" w:themeColor="text1"/>
+          <w:sz w:val="24"/>
+          <w:szCs w:val="24"/>
+        </w:rPr>
+        <w:t>Este software maneja la relación 1 a varios.</w:t>
+      </w:r>
     </w:p>
     <w:p>
       <w:pPr>
@@ -795,7 +975,7 @@
 </file>
 
 <file path=word/endnotes.xml><?xml version="1.0" encoding="utf-8"?>
-<w:endnotes xmlns:wpc="http://schemas.microsoft.com/office/word/2010/wordprocessingCanvas" xmlns:cx="http://schemas.microsoft.com/office/drawing/2014/chartex" xmlns:cx1="http://schemas.microsoft.com/office/drawing/2015/9/8/chartex" xmlns:cx2="http://schemas.microsoft.com/office/drawing/2015/10/21/chartex" xmlns:cx3="http://schemas.microsoft.com/office/drawing/2016/5/9/chartex" xmlns:cx4="http://schemas.microsoft.com/office/drawing/2016/5/10/chartex" xmlns:cx5="http://schemas.microsoft.com/office/drawing/2016/5/11/chartex" xmlns:cx6="http://schemas.microsoft.com/office/drawing/2016/5/12/chartex" xmlns:cx7="http://schemas.microsoft.com/office/drawing/2016/5/13/chartex" xmlns:cx8="http://schemas.microsoft.com/office/drawing/2016/5/14/chartex" xmlns:mc="http://schemas.openxmlformats.org/markup-compatibility/2006" xmlns:aink="http://schemas.microsoft.com/office/drawing/2016/ink" xmlns:am3d="http://schemas.microsoft.com/office/drawing/2017/model3d" xmlns:o="urn:schemas-microsoft-com:office:office" xmlns:oel="http://schemas.microsoft.com/office/2019/extlst" xmlns:r="http://schemas.openxmlformats.org/officeDocument/2006/relationships" xmlns:m="http://schemas.openxmlformats.org/officeDocument/2006/math" xmlns:v="urn:schemas-microsoft-com:vml" xmlns:wp14="http://schemas.microsoft.com/office/word/2010/wordprocessingDrawing" xmlns:wp="http://schemas.openxmlformats.org/drawingml/2006/wordprocessingDrawing" xmlns:w10="urn:schemas-microsoft-com:office:word" xmlns:w="http://schemas.openxmlformats.org/wordprocessingml/2006/main" xmlns:w14="http://schemas.microsoft.com/office/word/2010/wordml" xmlns:w15="http://schemas.microsoft.com/office/word/2012/wordml" xmlns:w16cex="http://schemas.microsoft.com/office/word/2018/wordml/cex" xmlns:w16cid="http://schemas.microsoft.com/office/word/2016/wordml/cid" xmlns:w16="http://schemas.microsoft.com/office/word/2018/wordml" xmlns:w16du="http://schemas.microsoft.com/office/word/2023/wordml/word16du" xmlns:w16sdtdh="http://schemas.microsoft.com/office/word/2020/wordml/sdtdatahash" xmlns:w16sdtfl="http://schemas.microsoft.com/office/word/2024/wordml/sdtformatlock" xmlns:w16se="http://schemas.microsoft.com/office/word/2015/wordml/symex" xmlns:wpg="http://schemas.microsoft.com/office/word/2010/wordprocessingGroup" xmlns:wpi="http://schemas.microsoft.com/office/word/2010/wordprocessingInk" xmlns:wne="http://schemas.microsoft.com/office/word/2006/wordml" xmlns:wps="http://schemas.microsoft.com/office/word/2010/wordprocessingShape" mc:Ignorable="w14 w15 w16se w16cid w16 w16cex w16sdtdh w16sdtfl w16du wp14">
+<w:endnotes xmlns:wpc="http://schemas.microsoft.com/office/word/2010/wordprocessingCanvas" xmlns:cx="http://schemas.microsoft.com/office/drawing/2014/chartex" xmlns:mc="http://schemas.openxmlformats.org/markup-compatibility/2006" xmlns:o="urn:schemas-microsoft-com:office:office" xmlns:r="http://schemas.openxmlformats.org/officeDocument/2006/relationships" xmlns:m="http://schemas.openxmlformats.org/officeDocument/2006/math" xmlns:v="urn:schemas-microsoft-com:vml" xmlns:wp14="http://schemas.microsoft.com/office/word/2010/wordprocessingDrawing" xmlns:wp="http://schemas.openxmlformats.org/drawingml/2006/wordprocessingDrawing" xmlns:w10="urn:schemas-microsoft-com:office:word" xmlns:w="http://schemas.openxmlformats.org/wordprocessingml/2006/main" xmlns:w14="http://schemas.microsoft.com/office/word/2010/wordml" xmlns:w15="http://schemas.microsoft.com/office/word/2012/wordml" xmlns:w16se="http://schemas.microsoft.com/office/word/2015/wordml/symex" xmlns:wpg="http://schemas.microsoft.com/office/word/2010/wordprocessingGroup" xmlns:wpi="http://schemas.microsoft.com/office/word/2010/wordprocessingInk" xmlns:wne="http://schemas.microsoft.com/office/word/2006/wordml" xmlns:wps="http://schemas.microsoft.com/office/word/2010/wordprocessingShape" mc:Ignorable="w14 w15 w16se wp14">
   <w:endnote w:type="separator" w:id="-1">
     <w:p>
       <w:pPr>
@@ -820,7 +1000,7 @@
 </file>
 
 <file path=word/footer1.xml><?xml version="1.0" encoding="utf-8"?>
-<w:ftr xmlns:wpc="http://schemas.microsoft.com/office/word/2010/wordprocessingCanvas" xmlns:cx="http://schemas.microsoft.com/office/drawing/2014/chartex" xmlns:cx1="http://schemas.microsoft.com/office/drawing/2015/9/8/chartex" xmlns:cx2="http://schemas.microsoft.com/office/drawing/2015/10/21/chartex" xmlns:cx3="http://schemas.microsoft.com/office/drawing/2016/5/9/chartex" xmlns:cx4="http://schemas.microsoft.com/office/drawing/2016/5/10/chartex" xmlns:cx5="http://schemas.microsoft.com/office/drawing/2016/5/11/chartex" xmlns:cx6="http://schemas.microsoft.com/office/drawing/2016/5/12/chartex" xmlns:cx7="http://schemas.microsoft.com/office/drawing/2016/5/13/chartex" xmlns:cx8="http://schemas.microsoft.com/office/drawing/2016/5/14/chartex" xmlns:mc="http://schemas.openxmlformats.org/markup-compatibility/2006" xmlns:aink="http://schemas.microsoft.com/office/drawing/2016/ink" xmlns:am3d="http://schemas.microsoft.com/office/drawing/2017/model3d" xmlns:o="urn:schemas-microsoft-com:office:office" xmlns:oel="http://schemas.microsoft.com/office/2019/extlst" xmlns:r="http://schemas.openxmlformats.org/officeDocument/2006/relationships" xmlns:m="http://schemas.openxmlformats.org/officeDocument/2006/math" xmlns:v="urn:schemas-microsoft-com:vml" xmlns:wp14="http://schemas.microsoft.com/office/word/2010/wordprocessingDrawing" xmlns:wp="http://schemas.openxmlformats.org/drawingml/2006/wordprocessingDrawing" xmlns:w10="urn:schemas-microsoft-com:office:word" xmlns:w="http://schemas.openxmlformats.org/wordprocessingml/2006/main" xmlns:w14="http://schemas.microsoft.com/office/word/2010/wordml" xmlns:w15="http://schemas.microsoft.com/office/word/2012/wordml" xmlns:w16cex="http://schemas.microsoft.com/office/word/2018/wordml/cex" xmlns:w16cid="http://schemas.microsoft.com/office/word/2016/wordml/cid" xmlns:w16="http://schemas.microsoft.com/office/word/2018/wordml" xmlns:w16du="http://schemas.microsoft.com/office/word/2023/wordml/word16du" xmlns:w16sdtdh="http://schemas.microsoft.com/office/word/2020/wordml/sdtdatahash" xmlns:w16sdtfl="http://schemas.microsoft.com/office/word/2024/wordml/sdtformatlock" xmlns:w16se="http://schemas.microsoft.com/office/word/2015/wordml/symex" xmlns:wpg="http://schemas.microsoft.com/office/word/2010/wordprocessingGroup" xmlns:wpi="http://schemas.microsoft.com/office/word/2010/wordprocessingInk" xmlns:wne="http://schemas.microsoft.com/office/word/2006/wordml" xmlns:wps="http://schemas.microsoft.com/office/word/2010/wordprocessingShape" mc:Ignorable="w14 w15 w16se w16cid w16 w16cex w16sdtdh w16sdtfl w16du wp14">
+<w:ftr xmlns:wpc="http://schemas.microsoft.com/office/word/2010/wordprocessingCanvas" xmlns:cx="http://schemas.microsoft.com/office/drawing/2014/chartex" xmlns:mc="http://schemas.openxmlformats.org/markup-compatibility/2006" xmlns:o="urn:schemas-microsoft-com:office:office" xmlns:r="http://schemas.openxmlformats.org/officeDocument/2006/relationships" xmlns:m="http://schemas.openxmlformats.org/officeDocument/2006/math" xmlns:v="urn:schemas-microsoft-com:vml" xmlns:wp14="http://schemas.microsoft.com/office/word/2010/wordprocessingDrawing" xmlns:wp="http://schemas.openxmlformats.org/drawingml/2006/wordprocessingDrawing" xmlns:w10="urn:schemas-microsoft-com:office:word" xmlns:w="http://schemas.openxmlformats.org/wordprocessingml/2006/main" xmlns:w14="http://schemas.microsoft.com/office/word/2010/wordml" xmlns:w15="http://schemas.microsoft.com/office/word/2012/wordml" xmlns:w16se="http://schemas.microsoft.com/office/word/2015/wordml/symex" xmlns:wpg="http://schemas.microsoft.com/office/word/2010/wordprocessingGroup" xmlns:wpi="http://schemas.microsoft.com/office/word/2010/wordprocessingInk" xmlns:wne="http://schemas.microsoft.com/office/word/2006/wordml" xmlns:wps="http://schemas.microsoft.com/office/word/2010/wordprocessingShape" mc:Ignorable="w14 w15 w16se wp14">
   <w:p>
     <w:pPr>
       <w:pStyle w:val="Piedepgina"/>
@@ -830,7 +1010,7 @@
 </file>
 
 <file path=word/footer2.xml><?xml version="1.0" encoding="utf-8"?>
-<w:ftr xmlns:wpc="http://schemas.microsoft.com/office/word/2010/wordprocessingCanvas" xmlns:cx="http://schemas.microsoft.com/office/drawing/2014/chartex" xmlns:cx1="http://schemas.microsoft.com/office/drawing/2015/9/8/chartex" xmlns:cx2="http://schemas.microsoft.com/office/drawing/2015/10/21/chartex" xmlns:cx3="http://schemas.microsoft.com/office/drawing/2016/5/9/chartex" xmlns:cx4="http://schemas.microsoft.com/office/drawing/2016/5/10/chartex" xmlns:cx5="http://schemas.microsoft.com/office/drawing/2016/5/11/chartex" xmlns:cx6="http://schemas.microsoft.com/office/drawing/2016/5/12/chartex" xmlns:cx7="http://schemas.microsoft.com/office/drawing/2016/5/13/chartex" xmlns:cx8="http://schemas.microsoft.com/office/drawing/2016/5/14/chartex" xmlns:mc="http://schemas.openxmlformats.org/markup-compatibility/2006" xmlns:aink="http://schemas.microsoft.com/office/drawing/2016/ink" xmlns:am3d="http://schemas.microsoft.com/office/drawing/2017/model3d" xmlns:o="urn:schemas-microsoft-com:office:office" xmlns:oel="http://schemas.microsoft.com/office/2019/extlst" xmlns:r="http://schemas.openxmlformats.org/officeDocument/2006/relationships" xmlns:m="http://schemas.openxmlformats.org/officeDocument/2006/math" xmlns:v="urn:schemas-microsoft-com:vml" xmlns:wp14="http://schemas.microsoft.com/office/word/2010/wordprocessingDrawing" xmlns:wp="http://schemas.openxmlformats.org/drawingml/2006/wordprocessingDrawing" xmlns:w10="urn:schemas-microsoft-com:office:word" xmlns:w="http://schemas.openxmlformats.org/wordprocessingml/2006/main" xmlns:w14="http://schemas.microsoft.com/office/word/2010/wordml" xmlns:w15="http://schemas.microsoft.com/office/word/2012/wordml" xmlns:w16cex="http://schemas.microsoft.com/office/word/2018/wordml/cex" xmlns:w16cid="http://schemas.microsoft.com/office/word/2016/wordml/cid" xmlns:w16="http://schemas.microsoft.com/office/word/2018/wordml" xmlns:w16du="http://schemas.microsoft.com/office/word/2023/wordml/word16du" xmlns:w16sdtdh="http://schemas.microsoft.com/office/word/2020/wordml/sdtdatahash" xmlns:w16sdtfl="http://schemas.microsoft.com/office/word/2024/wordml/sdtformatlock" xmlns:w16se="http://schemas.microsoft.com/office/word/2015/wordml/symex" xmlns:wpg="http://schemas.microsoft.com/office/word/2010/wordprocessingGroup" xmlns:wpi="http://schemas.microsoft.com/office/word/2010/wordprocessingInk" xmlns:wne="http://schemas.microsoft.com/office/word/2006/wordml" xmlns:wps="http://schemas.microsoft.com/office/word/2010/wordprocessingShape" mc:Ignorable="w14 w15 w16se w16cid w16 w16cex w16sdtdh w16sdtfl w16du wp14">
+<w:ftr xmlns:wpc="http://schemas.microsoft.com/office/word/2010/wordprocessingCanvas" xmlns:cx="http://schemas.microsoft.com/office/drawing/2014/chartex" xmlns:mc="http://schemas.openxmlformats.org/markup-compatibility/2006" xmlns:o="urn:schemas-microsoft-com:office:office" xmlns:r="http://schemas.openxmlformats.org/officeDocument/2006/relationships" xmlns:m="http://schemas.openxmlformats.org/officeDocument/2006/math" xmlns:v="urn:schemas-microsoft-com:vml" xmlns:wp14="http://schemas.microsoft.com/office/word/2010/wordprocessingDrawing" xmlns:wp="http://schemas.openxmlformats.org/drawingml/2006/wordprocessingDrawing" xmlns:w10="urn:schemas-microsoft-com:office:word" xmlns:w="http://schemas.openxmlformats.org/wordprocessingml/2006/main" xmlns:w14="http://schemas.microsoft.com/office/word/2010/wordml" xmlns:w15="http://schemas.microsoft.com/office/word/2012/wordml" xmlns:w16se="http://schemas.microsoft.com/office/word/2015/wordml/symex" xmlns:wpg="http://schemas.microsoft.com/office/word/2010/wordprocessingGroup" xmlns:wpi="http://schemas.microsoft.com/office/word/2010/wordprocessingInk" xmlns:wne="http://schemas.microsoft.com/office/word/2006/wordml" xmlns:wps="http://schemas.microsoft.com/office/word/2010/wordprocessingShape" mc:Ignorable="w14 w15 w16se wp14">
   <w:tbl>
     <w:tblPr>
       <w:tblW w:w="5000" w:type="pct"/>
@@ -874,6 +1054,7 @@
             <w:dataBinding w:prefixMappings="xmlns:ns0='http://purl.org/dc/elements/1.1/' xmlns:ns1='http://schemas.openxmlformats.org/package/2006/metadata/core-properties' " w:xpath="/ns1:coreProperties[1]/ns0:creator[1]" w:storeItemID="{6C3C8BC8-F283-45AE-878A-BAB7291924A1}"/>
             <w:text/>
           </w:sdtPr>
+          <w:sdtEndPr/>
           <w:sdtContent>
             <w:p>
               <w:pPr>
@@ -933,7 +1114,7 @@
               <w:color w:val="FFFFFF" w:themeColor="background1"/>
               <w:lang w:val="es-ES"/>
             </w:rPr>
-            <w:t>4</w:t>
+            <w:t>6</w:t>
           </w:r>
           <w:r>
             <w:rPr>
@@ -954,7 +1135,7 @@
 </file>
 
 <file path=word/footer3.xml><?xml version="1.0" encoding="utf-8"?>
-<w:ftr xmlns:wpc="http://schemas.microsoft.com/office/word/2010/wordprocessingCanvas" xmlns:cx="http://schemas.microsoft.com/office/drawing/2014/chartex" xmlns:cx1="http://schemas.microsoft.com/office/drawing/2015/9/8/chartex" xmlns:cx2="http://schemas.microsoft.com/office/drawing/2015/10/21/chartex" xmlns:cx3="http://schemas.microsoft.com/office/drawing/2016/5/9/chartex" xmlns:cx4="http://schemas.microsoft.com/office/drawing/2016/5/10/chartex" xmlns:cx5="http://schemas.microsoft.com/office/drawing/2016/5/11/chartex" xmlns:cx6="http://schemas.microsoft.com/office/drawing/2016/5/12/chartex" xmlns:cx7="http://schemas.microsoft.com/office/drawing/2016/5/13/chartex" xmlns:cx8="http://schemas.microsoft.com/office/drawing/2016/5/14/chartex" xmlns:mc="http://schemas.openxmlformats.org/markup-compatibility/2006" xmlns:aink="http://schemas.microsoft.com/office/drawing/2016/ink" xmlns:am3d="http://schemas.microsoft.com/office/drawing/2017/model3d" xmlns:o="urn:schemas-microsoft-com:office:office" xmlns:oel="http://schemas.microsoft.com/office/2019/extlst" xmlns:r="http://schemas.openxmlformats.org/officeDocument/2006/relationships" xmlns:m="http://schemas.openxmlformats.org/officeDocument/2006/math" xmlns:v="urn:schemas-microsoft-com:vml" xmlns:wp14="http://schemas.microsoft.com/office/word/2010/wordprocessingDrawing" xmlns:wp="http://schemas.openxmlformats.org/drawingml/2006/wordprocessingDrawing" xmlns:w10="urn:schemas-microsoft-com:office:word" xmlns:w="http://schemas.openxmlformats.org/wordprocessingml/2006/main" xmlns:w14="http://schemas.microsoft.com/office/word/2010/wordml" xmlns:w15="http://schemas.microsoft.com/office/word/2012/wordml" xmlns:w16cex="http://schemas.microsoft.com/office/word/2018/wordml/cex" xmlns:w16cid="http://schemas.microsoft.com/office/word/2016/wordml/cid" xmlns:w16="http://schemas.microsoft.com/office/word/2018/wordml" xmlns:w16du="http://schemas.microsoft.com/office/word/2023/wordml/word16du" xmlns:w16sdtdh="http://schemas.microsoft.com/office/word/2020/wordml/sdtdatahash" xmlns:w16sdtfl="http://schemas.microsoft.com/office/word/2024/wordml/sdtformatlock" xmlns:w16se="http://schemas.microsoft.com/office/word/2015/wordml/symex" xmlns:wpg="http://schemas.microsoft.com/office/word/2010/wordprocessingGroup" xmlns:wpi="http://schemas.microsoft.com/office/word/2010/wordprocessingInk" xmlns:wne="http://schemas.microsoft.com/office/word/2006/wordml" xmlns:wps="http://schemas.microsoft.com/office/word/2010/wordprocessingShape" mc:Ignorable="w14 w15 w16se w16cid w16 w16cex w16sdtdh w16sdtfl w16du wp14">
+<w:ftr xmlns:wpc="http://schemas.microsoft.com/office/word/2010/wordprocessingCanvas" xmlns:cx="http://schemas.microsoft.com/office/drawing/2014/chartex" xmlns:mc="http://schemas.openxmlformats.org/markup-compatibility/2006" xmlns:o="urn:schemas-microsoft-com:office:office" xmlns:r="http://schemas.openxmlformats.org/officeDocument/2006/relationships" xmlns:m="http://schemas.openxmlformats.org/officeDocument/2006/math" xmlns:v="urn:schemas-microsoft-com:vml" xmlns:wp14="http://schemas.microsoft.com/office/word/2010/wordprocessingDrawing" xmlns:wp="http://schemas.openxmlformats.org/drawingml/2006/wordprocessingDrawing" xmlns:w10="urn:schemas-microsoft-com:office:word" xmlns:w="http://schemas.openxmlformats.org/wordprocessingml/2006/main" xmlns:w14="http://schemas.microsoft.com/office/word/2010/wordml" xmlns:w15="http://schemas.microsoft.com/office/word/2012/wordml" xmlns:w16se="http://schemas.microsoft.com/office/word/2015/wordml/symex" xmlns:wpg="http://schemas.microsoft.com/office/word/2010/wordprocessingGroup" xmlns:wpi="http://schemas.microsoft.com/office/word/2010/wordprocessingInk" xmlns:wne="http://schemas.microsoft.com/office/word/2006/wordml" xmlns:wps="http://schemas.microsoft.com/office/word/2010/wordprocessingShape" mc:Ignorable="w14 w15 w16se wp14">
   <w:p>
     <w:pPr>
       <w:pStyle w:val="Piedepgina"/>
@@ -964,7 +1145,7 @@
 </file>
 
 <file path=word/footnotes.xml><?xml version="1.0" encoding="utf-8"?>
-<w:footnotes xmlns:wpc="http://schemas.microsoft.com/office/word/2010/wordprocessingCanvas" xmlns:cx="http://schemas.microsoft.com/office/drawing/2014/chartex" xmlns:cx1="http://schemas.microsoft.com/office/drawing/2015/9/8/chartex" xmlns:cx2="http://schemas.microsoft.com/office/drawing/2015/10/21/chartex" xmlns:cx3="http://schemas.microsoft.com/office/drawing/2016/5/9/chartex" xmlns:cx4="http://schemas.microsoft.com/office/drawing/2016/5/10/chartex" xmlns:cx5="http://schemas.microsoft.com/office/drawing/2016/5/11/chartex" xmlns:cx6="http://schemas.microsoft.com/office/drawing/2016/5/12/chartex" xmlns:cx7="http://schemas.microsoft.com/office/drawing/2016/5/13/chartex" xmlns:cx8="http://schemas.microsoft.com/office/drawing/2016/5/14/chartex" xmlns:mc="http://schemas.openxmlformats.org/markup-compatibility/2006" xmlns:aink="http://schemas.microsoft.com/office/drawing/2016/ink" xmlns:am3d="http://schemas.microsoft.com/office/drawing/2017/model3d" xmlns:o="urn:schemas-microsoft-com:office:office" xmlns:oel="http://schemas.microsoft.com/office/2019/extlst" xmlns:r="http://schemas.openxmlformats.org/officeDocument/2006/relationships" xmlns:m="http://schemas.openxmlformats.org/officeDocument/2006/math" xmlns:v="urn:schemas-microsoft-com:vml" xmlns:wp14="http://schemas.microsoft.com/office/word/2010/wordprocessingDrawing" xmlns:wp="http://schemas.openxmlformats.org/drawingml/2006/wordprocessingDrawing" xmlns:w10="urn:schemas-microsoft-com:office:word" xmlns:w="http://schemas.openxmlformats.org/wordprocessingml/2006/main" xmlns:w14="http://schemas.microsoft.com/office/word/2010/wordml" xmlns:w15="http://schemas.microsoft.com/office/word/2012/wordml" xmlns:w16cex="http://schemas.microsoft.com/office/word/2018/wordml/cex" xmlns:w16cid="http://schemas.microsoft.com/office/word/2016/wordml/cid" xmlns:w16="http://schemas.microsoft.com/office/word/2018/wordml" xmlns:w16du="http://schemas.microsoft.com/office/word/2023/wordml/word16du" xmlns:w16sdtdh="http://schemas.microsoft.com/office/word/2020/wordml/sdtdatahash" xmlns:w16sdtfl="http://schemas.microsoft.com/office/word/2024/wordml/sdtformatlock" xmlns:w16se="http://schemas.microsoft.com/office/word/2015/wordml/symex" xmlns:wpg="http://schemas.microsoft.com/office/word/2010/wordprocessingGroup" xmlns:wpi="http://schemas.microsoft.com/office/word/2010/wordprocessingInk" xmlns:wne="http://schemas.microsoft.com/office/word/2006/wordml" xmlns:wps="http://schemas.microsoft.com/office/word/2010/wordprocessingShape" mc:Ignorable="w14 w15 w16se w16cid w16 w16cex w16sdtdh w16sdtfl w16du wp14">
+<w:footnotes xmlns:wpc="http://schemas.microsoft.com/office/word/2010/wordprocessingCanvas" xmlns:cx="http://schemas.microsoft.com/office/drawing/2014/chartex" xmlns:mc="http://schemas.openxmlformats.org/markup-compatibility/2006" xmlns:o="urn:schemas-microsoft-com:office:office" xmlns:r="http://schemas.openxmlformats.org/officeDocument/2006/relationships" xmlns:m="http://schemas.openxmlformats.org/officeDocument/2006/math" xmlns:v="urn:schemas-microsoft-com:vml" xmlns:wp14="http://schemas.microsoft.com/office/word/2010/wordprocessingDrawing" xmlns:wp="http://schemas.openxmlformats.org/drawingml/2006/wordprocessingDrawing" xmlns:w10="urn:schemas-microsoft-com:office:word" xmlns:w="http://schemas.openxmlformats.org/wordprocessingml/2006/main" xmlns:w14="http://schemas.microsoft.com/office/word/2010/wordml" xmlns:w15="http://schemas.microsoft.com/office/word/2012/wordml" xmlns:w16se="http://schemas.microsoft.com/office/word/2015/wordml/symex" xmlns:wpg="http://schemas.microsoft.com/office/word/2010/wordprocessingGroup" xmlns:wpi="http://schemas.microsoft.com/office/word/2010/wordprocessingInk" xmlns:wne="http://schemas.microsoft.com/office/word/2006/wordml" xmlns:wps="http://schemas.microsoft.com/office/word/2010/wordprocessingShape" mc:Ignorable="w14 w15 w16se wp14">
   <w:footnote w:type="separator" w:id="-1">
     <w:p>
       <w:pPr>
@@ -989,7 +1170,7 @@
 </file>
 
 <file path=word/header1.xml><?xml version="1.0" encoding="utf-8"?>
-<w:hdr xmlns:wpc="http://schemas.microsoft.com/office/word/2010/wordprocessingCanvas" xmlns:cx="http://schemas.microsoft.com/office/drawing/2014/chartex" xmlns:cx1="http://schemas.microsoft.com/office/drawing/2015/9/8/chartex" xmlns:cx2="http://schemas.microsoft.com/office/drawing/2015/10/21/chartex" xmlns:cx3="http://schemas.microsoft.com/office/drawing/2016/5/9/chartex" xmlns:cx4="http://schemas.microsoft.com/office/drawing/2016/5/10/chartex" xmlns:cx5="http://schemas.microsoft.com/office/drawing/2016/5/11/chartex" xmlns:cx6="http://schemas.microsoft.com/office/drawing/2016/5/12/chartex" xmlns:cx7="http://schemas.microsoft.com/office/drawing/2016/5/13/chartex" xmlns:cx8="http://schemas.microsoft.com/office/drawing/2016/5/14/chartex" xmlns:mc="http://schemas.openxmlformats.org/markup-compatibility/2006" xmlns:aink="http://schemas.microsoft.com/office/drawing/2016/ink" xmlns:am3d="http://schemas.microsoft.com/office/drawing/2017/model3d" xmlns:o="urn:schemas-microsoft-com:office:office" xmlns:oel="http://schemas.microsoft.com/office/2019/extlst" xmlns:r="http://schemas.openxmlformats.org/officeDocument/2006/relationships" xmlns:m="http://schemas.openxmlformats.org/officeDocument/2006/math" xmlns:v="urn:schemas-microsoft-com:vml" xmlns:wp14="http://schemas.microsoft.com/office/word/2010/wordprocessingDrawing" xmlns:wp="http://schemas.openxmlformats.org/drawingml/2006/wordprocessingDrawing" xmlns:w10="urn:schemas-microsoft-com:office:word" xmlns:w="http://schemas.openxmlformats.org/wordprocessingml/2006/main" xmlns:w14="http://schemas.microsoft.com/office/word/2010/wordml" xmlns:w15="http://schemas.microsoft.com/office/word/2012/wordml" xmlns:w16cex="http://schemas.microsoft.com/office/word/2018/wordml/cex" xmlns:w16cid="http://schemas.microsoft.com/office/word/2016/wordml/cid" xmlns:w16="http://schemas.microsoft.com/office/word/2018/wordml" xmlns:w16du="http://schemas.microsoft.com/office/word/2023/wordml/word16du" xmlns:w16sdtdh="http://schemas.microsoft.com/office/word/2020/wordml/sdtdatahash" xmlns:w16sdtfl="http://schemas.microsoft.com/office/word/2024/wordml/sdtformatlock" xmlns:w16se="http://schemas.microsoft.com/office/word/2015/wordml/symex" xmlns:wpg="http://schemas.microsoft.com/office/word/2010/wordprocessingGroup" xmlns:wpi="http://schemas.microsoft.com/office/word/2010/wordprocessingInk" xmlns:wne="http://schemas.microsoft.com/office/word/2006/wordml" xmlns:wps="http://schemas.microsoft.com/office/word/2010/wordprocessingShape" mc:Ignorable="w14 w15 w16se w16cid w16 w16cex w16sdtdh w16sdtfl w16du wp14">
+<w:hdr xmlns:wpc="http://schemas.microsoft.com/office/word/2010/wordprocessingCanvas" xmlns:cx="http://schemas.microsoft.com/office/drawing/2014/chartex" xmlns:mc="http://schemas.openxmlformats.org/markup-compatibility/2006" xmlns:o="urn:schemas-microsoft-com:office:office" xmlns:r="http://schemas.openxmlformats.org/officeDocument/2006/relationships" xmlns:m="http://schemas.openxmlformats.org/officeDocument/2006/math" xmlns:v="urn:schemas-microsoft-com:vml" xmlns:wp14="http://schemas.microsoft.com/office/word/2010/wordprocessingDrawing" xmlns:wp="http://schemas.openxmlformats.org/drawingml/2006/wordprocessingDrawing" xmlns:w10="urn:schemas-microsoft-com:office:word" xmlns:w="http://schemas.openxmlformats.org/wordprocessingml/2006/main" xmlns:w14="http://schemas.microsoft.com/office/word/2010/wordml" xmlns:w15="http://schemas.microsoft.com/office/word/2012/wordml" xmlns:w16se="http://schemas.microsoft.com/office/word/2015/wordml/symex" xmlns:wpg="http://schemas.microsoft.com/office/word/2010/wordprocessingGroup" xmlns:wpi="http://schemas.microsoft.com/office/word/2010/wordprocessingInk" xmlns:wne="http://schemas.microsoft.com/office/word/2006/wordml" xmlns:wps="http://schemas.microsoft.com/office/word/2010/wordprocessingShape" mc:Ignorable="w14 w15 w16se wp14">
   <w:p>
     <w:pPr>
       <w:pStyle w:val="Encabezado"/>
@@ -1023,7 +1204,7 @@
           </v:handles>
           <o:lock v:ext="edit" text="t" shapetype="t"/>
         </v:shapetype>
-        <v:shape id="PowerPlusWaterMarkObject443359110" o:spid="_x0000_s1026" type="#_x0000_t136" style="position:absolute;left:0;text-align:left;margin-left:0;margin-top:0;width:356pt;height:267pt;rotation:315;z-index:-251655168;mso-position-horizontal:center;mso-position-horizontal-relative:margin;mso-position-vertical:center;mso-position-vertical-relative:margin" o:allowincell="f" fillcolor="silver" stroked="f">
+        <v:shape id="PowerPlusWaterMarkObject443359110" o:spid="_x0000_s2050" type="#_x0000_t136" style="position:absolute;left:0;text-align:left;margin-left:0;margin-top:0;width:356pt;height:267pt;rotation:315;z-index:-251655168;mso-position-horizontal:center;mso-position-horizontal-relative:margin;mso-position-vertical:center;mso-position-vertical-relative:margin" o:allowincell="f" fillcolor="silver" stroked="f">
           <v:fill opacity=".5"/>
           <v:textpath style="font-family:&quot;Calibri&quot;;font-size:1pt" string="JCBA"/>
           <w10:wrap anchorx="margin" anchory="margin"/>
@@ -1035,7 +1216,7 @@
 </file>
 
 <file path=word/header2.xml><?xml version="1.0" encoding="utf-8"?>
-<w:hdr xmlns:wpc="http://schemas.microsoft.com/office/word/2010/wordprocessingCanvas" xmlns:cx="http://schemas.microsoft.com/office/drawing/2014/chartex" xmlns:cx1="http://schemas.microsoft.com/office/drawing/2015/9/8/chartex" xmlns:cx2="http://schemas.microsoft.com/office/drawing/2015/10/21/chartex" xmlns:cx3="http://schemas.microsoft.com/office/drawing/2016/5/9/chartex" xmlns:cx4="http://schemas.microsoft.com/office/drawing/2016/5/10/chartex" xmlns:cx5="http://schemas.microsoft.com/office/drawing/2016/5/11/chartex" xmlns:cx6="http://schemas.microsoft.com/office/drawing/2016/5/12/chartex" xmlns:cx7="http://schemas.microsoft.com/office/drawing/2016/5/13/chartex" xmlns:cx8="http://schemas.microsoft.com/office/drawing/2016/5/14/chartex" xmlns:mc="http://schemas.openxmlformats.org/markup-compatibility/2006" xmlns:aink="http://schemas.microsoft.com/office/drawing/2016/ink" xmlns:am3d="http://schemas.microsoft.com/office/drawing/2017/model3d" xmlns:o="urn:schemas-microsoft-com:office:office" xmlns:oel="http://schemas.microsoft.com/office/2019/extlst" xmlns:r="http://schemas.openxmlformats.org/officeDocument/2006/relationships" xmlns:m="http://schemas.openxmlformats.org/officeDocument/2006/math" xmlns:v="urn:schemas-microsoft-com:vml" xmlns:wp14="http://schemas.microsoft.com/office/word/2010/wordprocessingDrawing" xmlns:wp="http://schemas.openxmlformats.org/drawingml/2006/wordprocessingDrawing" xmlns:w10="urn:schemas-microsoft-com:office:word" xmlns:w="http://schemas.openxmlformats.org/wordprocessingml/2006/main" xmlns:w14="http://schemas.microsoft.com/office/word/2010/wordml" xmlns:w15="http://schemas.microsoft.com/office/word/2012/wordml" xmlns:w16cex="http://schemas.microsoft.com/office/word/2018/wordml/cex" xmlns:w16cid="http://schemas.microsoft.com/office/word/2016/wordml/cid" xmlns:w16="http://schemas.microsoft.com/office/word/2018/wordml" xmlns:w16du="http://schemas.microsoft.com/office/word/2023/wordml/word16du" xmlns:w16sdtdh="http://schemas.microsoft.com/office/word/2020/wordml/sdtdatahash" xmlns:w16sdtfl="http://schemas.microsoft.com/office/word/2024/wordml/sdtformatlock" xmlns:w16se="http://schemas.microsoft.com/office/word/2015/wordml/symex" xmlns:wpg="http://schemas.microsoft.com/office/word/2010/wordprocessingGroup" xmlns:wpi="http://schemas.microsoft.com/office/word/2010/wordprocessingInk" xmlns:wne="http://schemas.microsoft.com/office/word/2006/wordml" xmlns:wps="http://schemas.microsoft.com/office/word/2010/wordprocessingShape" mc:Ignorable="w14 w15 w16se w16cid w16 w16cex w16sdtdh w16sdtfl w16du wp14">
+<w:hdr xmlns:wpc="http://schemas.microsoft.com/office/word/2010/wordprocessingCanvas" xmlns:cx="http://schemas.microsoft.com/office/drawing/2014/chartex" xmlns:mc="http://schemas.openxmlformats.org/markup-compatibility/2006" xmlns:o="urn:schemas-microsoft-com:office:office" xmlns:r="http://schemas.openxmlformats.org/officeDocument/2006/relationships" xmlns:m="http://schemas.openxmlformats.org/officeDocument/2006/math" xmlns:v="urn:schemas-microsoft-com:vml" xmlns:wp14="http://schemas.microsoft.com/office/word/2010/wordprocessingDrawing" xmlns:wp="http://schemas.openxmlformats.org/drawingml/2006/wordprocessingDrawing" xmlns:w10="urn:schemas-microsoft-com:office:word" xmlns:w="http://schemas.openxmlformats.org/wordprocessingml/2006/main" xmlns:w14="http://schemas.microsoft.com/office/word/2010/wordml" xmlns:w15="http://schemas.microsoft.com/office/word/2012/wordml" xmlns:w16se="http://schemas.microsoft.com/office/word/2015/wordml/symex" xmlns:wpg="http://schemas.microsoft.com/office/word/2010/wordprocessingGroup" xmlns:wpi="http://schemas.microsoft.com/office/word/2010/wordprocessingInk" xmlns:wne="http://schemas.microsoft.com/office/word/2006/wordml" xmlns:wps="http://schemas.microsoft.com/office/word/2010/wordprocessingShape" mc:Ignorable="w14 w15 w16se wp14">
   <w:tbl>
     <w:tblPr>
       <w:tblW w:w="5000" w:type="pct"/>
@@ -1111,6 +1292,7 @@
               <w:dataBinding w:prefixMappings="xmlns:ns0='http://purl.org/dc/elements/1.1/' xmlns:ns1='http://schemas.openxmlformats.org/package/2006/metadata/core-properties' " w:xpath="/ns1:coreProperties[1]/ns0:title[1]" w:storeItemID="{6C3C8BC8-F283-45AE-878A-BAB7291924A1}"/>
               <w:text/>
             </w:sdtPr>
+            <w:sdtEndPr/>
             <w:sdtContent>
               <w:r>
                 <w:rPr>
@@ -1163,7 +1345,7 @@
           </v:handles>
           <o:lock v:ext="edit" text="t" shapetype="t"/>
         </v:shapetype>
-        <v:shape id="PowerPlusWaterMarkObject443359111" o:spid="_x0000_s1027" type="#_x0000_t136" style="position:absolute;left:0;text-align:left;margin-left:0;margin-top:0;width:356pt;height:267pt;rotation:315;z-index:-251653120;mso-position-horizontal:center;mso-position-horizontal-relative:margin;mso-position-vertical:center;mso-position-vertical-relative:margin" o:allowincell="f" fillcolor="silver" stroked="f">
+        <v:shape id="PowerPlusWaterMarkObject443359111" o:spid="_x0000_s2051" type="#_x0000_t136" style="position:absolute;left:0;text-align:left;margin-left:0;margin-top:0;width:356pt;height:267pt;rotation:315;z-index:-251653120;mso-position-horizontal:center;mso-position-horizontal-relative:margin;mso-position-vertical:center;mso-position-vertical-relative:margin" o:allowincell="f" fillcolor="silver" stroked="f">
           <v:fill opacity=".5"/>
           <v:textpath style="font-family:&quot;Calibri&quot;;font-size:1pt" string="JCBA"/>
           <w10:wrap anchorx="margin" anchory="margin"/>
@@ -1175,7 +1357,7 @@
 </file>
 
 <file path=word/header3.xml><?xml version="1.0" encoding="utf-8"?>
-<w:hdr xmlns:wpc="http://schemas.microsoft.com/office/word/2010/wordprocessingCanvas" xmlns:cx="http://schemas.microsoft.com/office/drawing/2014/chartex" xmlns:cx1="http://schemas.microsoft.com/office/drawing/2015/9/8/chartex" xmlns:cx2="http://schemas.microsoft.com/office/drawing/2015/10/21/chartex" xmlns:cx3="http://schemas.microsoft.com/office/drawing/2016/5/9/chartex" xmlns:cx4="http://schemas.microsoft.com/office/drawing/2016/5/10/chartex" xmlns:cx5="http://schemas.microsoft.com/office/drawing/2016/5/11/chartex" xmlns:cx6="http://schemas.microsoft.com/office/drawing/2016/5/12/chartex" xmlns:cx7="http://schemas.microsoft.com/office/drawing/2016/5/13/chartex" xmlns:cx8="http://schemas.microsoft.com/office/drawing/2016/5/14/chartex" xmlns:mc="http://schemas.openxmlformats.org/markup-compatibility/2006" xmlns:aink="http://schemas.microsoft.com/office/drawing/2016/ink" xmlns:am3d="http://schemas.microsoft.com/office/drawing/2017/model3d" xmlns:o="urn:schemas-microsoft-com:office:office" xmlns:oel="http://schemas.microsoft.com/office/2019/extlst" xmlns:r="http://schemas.openxmlformats.org/officeDocument/2006/relationships" xmlns:m="http://schemas.openxmlformats.org/officeDocument/2006/math" xmlns:v="urn:schemas-microsoft-com:vml" xmlns:wp14="http://schemas.microsoft.com/office/word/2010/wordprocessingDrawing" xmlns:wp="http://schemas.openxmlformats.org/drawingml/2006/wordprocessingDrawing" xmlns:w10="urn:schemas-microsoft-com:office:word" xmlns:w="http://schemas.openxmlformats.org/wordprocessingml/2006/main" xmlns:w14="http://schemas.microsoft.com/office/word/2010/wordml" xmlns:w15="http://schemas.microsoft.com/office/word/2012/wordml" xmlns:w16cex="http://schemas.microsoft.com/office/word/2018/wordml/cex" xmlns:w16cid="http://schemas.microsoft.com/office/word/2016/wordml/cid" xmlns:w16="http://schemas.microsoft.com/office/word/2018/wordml" xmlns:w16du="http://schemas.microsoft.com/office/word/2023/wordml/word16du" xmlns:w16sdtdh="http://schemas.microsoft.com/office/word/2020/wordml/sdtdatahash" xmlns:w16sdtfl="http://schemas.microsoft.com/office/word/2024/wordml/sdtformatlock" xmlns:w16se="http://schemas.microsoft.com/office/word/2015/wordml/symex" xmlns:wpg="http://schemas.microsoft.com/office/word/2010/wordprocessingGroup" xmlns:wpi="http://schemas.microsoft.com/office/word/2010/wordprocessingInk" xmlns:wne="http://schemas.microsoft.com/office/word/2006/wordml" xmlns:wps="http://schemas.microsoft.com/office/word/2010/wordprocessingShape" mc:Ignorable="w14 w15 w16se w16cid w16 w16cex w16sdtdh w16sdtfl w16du wp14">
+<w:hdr xmlns:wpc="http://schemas.microsoft.com/office/word/2010/wordprocessingCanvas" xmlns:cx="http://schemas.microsoft.com/office/drawing/2014/chartex" xmlns:mc="http://schemas.openxmlformats.org/markup-compatibility/2006" xmlns:o="urn:schemas-microsoft-com:office:office" xmlns:r="http://schemas.openxmlformats.org/officeDocument/2006/relationships" xmlns:m="http://schemas.openxmlformats.org/officeDocument/2006/math" xmlns:v="urn:schemas-microsoft-com:vml" xmlns:wp14="http://schemas.microsoft.com/office/word/2010/wordprocessingDrawing" xmlns:wp="http://schemas.openxmlformats.org/drawingml/2006/wordprocessingDrawing" xmlns:w10="urn:schemas-microsoft-com:office:word" xmlns:w="http://schemas.openxmlformats.org/wordprocessingml/2006/main" xmlns:w14="http://schemas.microsoft.com/office/word/2010/wordml" xmlns:w15="http://schemas.microsoft.com/office/word/2012/wordml" xmlns:w16se="http://schemas.microsoft.com/office/word/2015/wordml/symex" xmlns:wpg="http://schemas.microsoft.com/office/word/2010/wordprocessingGroup" xmlns:wpi="http://schemas.microsoft.com/office/word/2010/wordprocessingInk" xmlns:wne="http://schemas.microsoft.com/office/word/2006/wordml" xmlns:wps="http://schemas.microsoft.com/office/word/2010/wordprocessingShape" mc:Ignorable="w14 w15 w16se wp14">
   <w:p>
     <w:pPr>
       <w:pStyle w:val="Encabezado"/>
@@ -1209,7 +1391,7 @@
           </v:handles>
           <o:lock v:ext="edit" text="t" shapetype="t"/>
         </v:shapetype>
-        <v:shape id="PowerPlusWaterMarkObject443359109" o:spid="_x0000_s1025" type="#_x0000_t136" style="position:absolute;left:0;text-align:left;margin-left:0;margin-top:0;width:356pt;height:267pt;rotation:315;z-index:-251657216;mso-position-horizontal:center;mso-position-horizontal-relative:margin;mso-position-vertical:center;mso-position-vertical-relative:margin" o:allowincell="f" fillcolor="silver" stroked="f">
+        <v:shape id="PowerPlusWaterMarkObject443359109" o:spid="_x0000_s2049" type="#_x0000_t136" style="position:absolute;left:0;text-align:left;margin-left:0;margin-top:0;width:356pt;height:267pt;rotation:315;z-index:-251657216;mso-position-horizontal:center;mso-position-horizontal-relative:margin;mso-position-vertical:center;mso-position-vertical-relative:margin" o:allowincell="f" fillcolor="silver" stroked="f">
           <v:fill opacity=".5"/>
           <v:textpath style="font-family:&quot;Calibri&quot;;font-size:1pt" string="JCBA"/>
           <w10:wrap anchorx="margin" anchory="margin"/>
@@ -1221,7 +1403,7 @@
 </file>
 
 <file path=word/numbering.xml><?xml version="1.0" encoding="utf-8"?>
-<w:numbering xmlns:wpc="http://schemas.microsoft.com/office/word/2010/wordprocessingCanvas" xmlns:cx="http://schemas.microsoft.com/office/drawing/2014/chartex" xmlns:cx1="http://schemas.microsoft.com/office/drawing/2015/9/8/chartex" xmlns:cx2="http://schemas.microsoft.com/office/drawing/2015/10/21/chartex" xmlns:cx3="http://schemas.microsoft.com/office/drawing/2016/5/9/chartex" xmlns:cx4="http://schemas.microsoft.com/office/drawing/2016/5/10/chartex" xmlns:cx5="http://schemas.microsoft.com/office/drawing/2016/5/11/chartex" xmlns:cx6="http://schemas.microsoft.com/office/drawing/2016/5/12/chartex" xmlns:cx7="http://schemas.microsoft.com/office/drawing/2016/5/13/chartex" xmlns:cx8="http://schemas.microsoft.com/office/drawing/2016/5/14/chartex" xmlns:mc="http://schemas.openxmlformats.org/markup-compatibility/2006" xmlns:aink="http://schemas.microsoft.com/office/drawing/2016/ink" xmlns:am3d="http://schemas.microsoft.com/office/drawing/2017/model3d" xmlns:o="urn:schemas-microsoft-com:office:office" xmlns:oel="http://schemas.microsoft.com/office/2019/extlst" xmlns:r="http://schemas.openxmlformats.org/officeDocument/2006/relationships" xmlns:m="http://schemas.openxmlformats.org/officeDocument/2006/math" xmlns:v="urn:schemas-microsoft-com:vml" xmlns:wp14="http://schemas.microsoft.com/office/word/2010/wordprocessingDrawing" xmlns:wp="http://schemas.openxmlformats.org/drawingml/2006/wordprocessingDrawing" xmlns:w10="urn:schemas-microsoft-com:office:word" xmlns:w="http://schemas.openxmlformats.org/wordprocessingml/2006/main" xmlns:w14="http://schemas.microsoft.com/office/word/2010/wordml" xmlns:w15="http://schemas.microsoft.com/office/word/2012/wordml" xmlns:w16cex="http://schemas.microsoft.com/office/word/2018/wordml/cex" xmlns:w16cid="http://schemas.microsoft.com/office/word/2016/wordml/cid" xmlns:w16="http://schemas.microsoft.com/office/word/2018/wordml" xmlns:w16du="http://schemas.microsoft.com/office/word/2023/wordml/word16du" xmlns:w16sdtdh="http://schemas.microsoft.com/office/word/2020/wordml/sdtdatahash" xmlns:w16sdtfl="http://schemas.microsoft.com/office/word/2024/wordml/sdtformatlock" xmlns:w16se="http://schemas.microsoft.com/office/word/2015/wordml/symex" xmlns:wpg="http://schemas.microsoft.com/office/word/2010/wordprocessingGroup" xmlns:wpi="http://schemas.microsoft.com/office/word/2010/wordprocessingInk" xmlns:wne="http://schemas.microsoft.com/office/word/2006/wordml" xmlns:wps="http://schemas.microsoft.com/office/word/2010/wordprocessingShape" mc:Ignorable="w14 w15 w16se w16cid w16 w16cex w16sdtdh w16sdtfl w16du wp14">
+<w:numbering xmlns:wpc="http://schemas.microsoft.com/office/word/2010/wordprocessingCanvas" xmlns:cx="http://schemas.microsoft.com/office/drawing/2014/chartex" xmlns:mc="http://schemas.openxmlformats.org/markup-compatibility/2006" xmlns:o="urn:schemas-microsoft-com:office:office" xmlns:r="http://schemas.openxmlformats.org/officeDocument/2006/relationships" xmlns:m="http://schemas.openxmlformats.org/officeDocument/2006/math" xmlns:v="urn:schemas-microsoft-com:vml" xmlns:wp14="http://schemas.microsoft.com/office/word/2010/wordprocessingDrawing" xmlns:wp="http://schemas.openxmlformats.org/drawingml/2006/wordprocessingDrawing" xmlns:w10="urn:schemas-microsoft-com:office:word" xmlns:w="http://schemas.openxmlformats.org/wordprocessingml/2006/main" xmlns:w14="http://schemas.microsoft.com/office/word/2010/wordml" xmlns:w15="http://schemas.microsoft.com/office/word/2012/wordml" xmlns:w16se="http://schemas.microsoft.com/office/word/2015/wordml/symex" xmlns:wpg="http://schemas.microsoft.com/office/word/2010/wordprocessingGroup" xmlns:wpi="http://schemas.microsoft.com/office/word/2010/wordprocessingInk" xmlns:wne="http://schemas.microsoft.com/office/word/2006/wordml" xmlns:wps="http://schemas.microsoft.com/office/word/2010/wordprocessingShape" mc:Ignorable="w14 w15 w16se wp14">
   <w:abstractNum w:abstractNumId="0" w15:restartNumberingAfterBreak="0">
     <w:nsid w:val="02A813E1"/>
     <w:multiLevelType w:val="multilevel"/>
@@ -1606,47 +1788,163 @@
       </w:rPr>
     </w:lvl>
   </w:abstractNum>
-  <w:num w:numId="1" w16cid:durableId="1252860381">
+  <w:abstractNum w:abstractNumId="3" w15:restartNumberingAfterBreak="0">
+    <w:nsid w:val="4DD950AF"/>
+    <w:multiLevelType w:val="hybridMultilevel"/>
+    <w:tmpl w:val="227C42DE"/>
+    <w:lvl w:ilvl="0" w:tplc="04090001">
+      <w:start w:val="1"/>
+      <w:numFmt w:val="bullet"/>
+      <w:lvlText w:val=""/>
+      <w:lvlJc w:val="left"/>
+      <w:pPr>
+        <w:ind w:left="360" w:hanging="360"/>
+      </w:pPr>
+      <w:rPr>
+        <w:rFonts w:ascii="Symbol" w:hAnsi="Symbol" w:hint="default"/>
+      </w:rPr>
+    </w:lvl>
+    <w:lvl w:ilvl="1" w:tplc="04090003" w:tentative="1">
+      <w:start w:val="1"/>
+      <w:numFmt w:val="bullet"/>
+      <w:lvlText w:val="o"/>
+      <w:lvlJc w:val="left"/>
+      <w:pPr>
+        <w:ind w:left="1440" w:hanging="360"/>
+      </w:pPr>
+      <w:rPr>
+        <w:rFonts w:ascii="Courier New" w:hAnsi="Courier New" w:cs="Courier New" w:hint="default"/>
+      </w:rPr>
+    </w:lvl>
+    <w:lvl w:ilvl="2" w:tplc="04090005" w:tentative="1">
+      <w:start w:val="1"/>
+      <w:numFmt w:val="bullet"/>
+      <w:lvlText w:val=""/>
+      <w:lvlJc w:val="left"/>
+      <w:pPr>
+        <w:ind w:left="2160" w:hanging="360"/>
+      </w:pPr>
+      <w:rPr>
+        <w:rFonts w:ascii="Wingdings" w:hAnsi="Wingdings" w:hint="default"/>
+      </w:rPr>
+    </w:lvl>
+    <w:lvl w:ilvl="3" w:tplc="04090001" w:tentative="1">
+      <w:start w:val="1"/>
+      <w:numFmt w:val="bullet"/>
+      <w:lvlText w:val=""/>
+      <w:lvlJc w:val="left"/>
+      <w:pPr>
+        <w:ind w:left="2880" w:hanging="360"/>
+      </w:pPr>
+      <w:rPr>
+        <w:rFonts w:ascii="Symbol" w:hAnsi="Symbol" w:hint="default"/>
+      </w:rPr>
+    </w:lvl>
+    <w:lvl w:ilvl="4" w:tplc="04090003" w:tentative="1">
+      <w:start w:val="1"/>
+      <w:numFmt w:val="bullet"/>
+      <w:lvlText w:val="o"/>
+      <w:lvlJc w:val="left"/>
+      <w:pPr>
+        <w:ind w:left="3600" w:hanging="360"/>
+      </w:pPr>
+      <w:rPr>
+        <w:rFonts w:ascii="Courier New" w:hAnsi="Courier New" w:cs="Courier New" w:hint="default"/>
+      </w:rPr>
+    </w:lvl>
+    <w:lvl w:ilvl="5" w:tplc="04090005" w:tentative="1">
+      <w:start w:val="1"/>
+      <w:numFmt w:val="bullet"/>
+      <w:lvlText w:val=""/>
+      <w:lvlJc w:val="left"/>
+      <w:pPr>
+        <w:ind w:left="4320" w:hanging="360"/>
+      </w:pPr>
+      <w:rPr>
+        <w:rFonts w:ascii="Wingdings" w:hAnsi="Wingdings" w:hint="default"/>
+      </w:rPr>
+    </w:lvl>
+    <w:lvl w:ilvl="6" w:tplc="04090001" w:tentative="1">
+      <w:start w:val="1"/>
+      <w:numFmt w:val="bullet"/>
+      <w:lvlText w:val=""/>
+      <w:lvlJc w:val="left"/>
+      <w:pPr>
+        <w:ind w:left="5040" w:hanging="360"/>
+      </w:pPr>
+      <w:rPr>
+        <w:rFonts w:ascii="Symbol" w:hAnsi="Symbol" w:hint="default"/>
+      </w:rPr>
+    </w:lvl>
+    <w:lvl w:ilvl="7" w:tplc="04090003" w:tentative="1">
+      <w:start w:val="1"/>
+      <w:numFmt w:val="bullet"/>
+      <w:lvlText w:val="o"/>
+      <w:lvlJc w:val="left"/>
+      <w:pPr>
+        <w:ind w:left="5760" w:hanging="360"/>
+      </w:pPr>
+      <w:rPr>
+        <w:rFonts w:ascii="Courier New" w:hAnsi="Courier New" w:cs="Courier New" w:hint="default"/>
+      </w:rPr>
+    </w:lvl>
+    <w:lvl w:ilvl="8" w:tplc="04090005" w:tentative="1">
+      <w:start w:val="1"/>
+      <w:numFmt w:val="bullet"/>
+      <w:lvlText w:val=""/>
+      <w:lvlJc w:val="left"/>
+      <w:pPr>
+        <w:ind w:left="6480" w:hanging="360"/>
+      </w:pPr>
+      <w:rPr>
+        <w:rFonts w:ascii="Wingdings" w:hAnsi="Wingdings" w:hint="default"/>
+      </w:rPr>
+    </w:lvl>
+  </w:abstractNum>
+  <w:num w:numId="1">
     <w:abstractNumId w:val="1"/>
   </w:num>
-  <w:num w:numId="2" w16cid:durableId="5137414">
+  <w:num w:numId="2">
     <w:abstractNumId w:val="1"/>
   </w:num>
-  <w:num w:numId="3" w16cid:durableId="1368413594">
+  <w:num w:numId="3">
     <w:abstractNumId w:val="1"/>
   </w:num>
-  <w:num w:numId="4" w16cid:durableId="993752034">
+  <w:num w:numId="4">
     <w:abstractNumId w:val="1"/>
   </w:num>
-  <w:num w:numId="5" w16cid:durableId="1618439960">
+  <w:num w:numId="5">
     <w:abstractNumId w:val="1"/>
   </w:num>
-  <w:num w:numId="6" w16cid:durableId="426384002">
+  <w:num w:numId="6">
     <w:abstractNumId w:val="1"/>
   </w:num>
-  <w:num w:numId="7" w16cid:durableId="2134206604">
+  <w:num w:numId="7">
     <w:abstractNumId w:val="1"/>
   </w:num>
-  <w:num w:numId="8" w16cid:durableId="1556702709">
+  <w:num w:numId="8">
     <w:abstractNumId w:val="1"/>
   </w:num>
-  <w:num w:numId="9" w16cid:durableId="1073897764">
+  <w:num w:numId="9">
     <w:abstractNumId w:val="1"/>
   </w:num>
-  <w:num w:numId="10" w16cid:durableId="516382497">
+  <w:num w:numId="10">
     <w:abstractNumId w:val="1"/>
   </w:num>
-  <w:num w:numId="11" w16cid:durableId="562183826">
+  <w:num w:numId="11">
     <w:abstractNumId w:val="0"/>
   </w:num>
-  <w:num w:numId="12" w16cid:durableId="404037003">
+  <w:num w:numId="12">
     <w:abstractNumId w:val="2"/>
+  </w:num>
+  <w:num w:numId="13">
+    <w:abstractNumId w:val="3"/>
   </w:num>
 </w:numbering>
 </file>
 
 <file path=word/styles.xml><?xml version="1.0" encoding="utf-8"?>
-<w:styles xmlns:mc="http://schemas.openxmlformats.org/markup-compatibility/2006" xmlns:r="http://schemas.openxmlformats.org/officeDocument/2006/relationships" xmlns:w="http://schemas.openxmlformats.org/wordprocessingml/2006/main" xmlns:w14="http://schemas.microsoft.com/office/word/2010/wordml" xmlns:w15="http://schemas.microsoft.com/office/word/2012/wordml" xmlns:w16cex="http://schemas.microsoft.com/office/word/2018/wordml/cex" xmlns:w16cid="http://schemas.microsoft.com/office/word/2016/wordml/cid" xmlns:w16="http://schemas.microsoft.com/office/word/2018/wordml" xmlns:w16du="http://schemas.microsoft.com/office/word/2023/wordml/word16du" xmlns:w16sdtdh="http://schemas.microsoft.com/office/word/2020/wordml/sdtdatahash" xmlns:w16sdtfl="http://schemas.microsoft.com/office/word/2024/wordml/sdtformatlock" xmlns:w16se="http://schemas.microsoft.com/office/word/2015/wordml/symex" mc:Ignorable="w14 w15 w16se w16cid w16 w16cex w16sdtdh w16sdtfl w16du">
+<w:styles xmlns:mc="http://schemas.openxmlformats.org/markup-compatibility/2006" xmlns:r="http://schemas.openxmlformats.org/officeDocument/2006/relationships" xmlns:w="http://schemas.openxmlformats.org/wordprocessingml/2006/main" xmlns:w14="http://schemas.microsoft.com/office/word/2010/wordml" xmlns:w15="http://schemas.microsoft.com/office/word/2012/wordml" xmlns:w16se="http://schemas.microsoft.com/office/word/2015/wordml/symex" mc:Ignorable="w14 w15 w16se">
   <w:docDefaults>
     <w:rPrDefault>
       <w:rPr>
@@ -1663,7 +1961,7 @@
       </w:pPr>
     </w:pPrDefault>
   </w:docDefaults>
-  <w:latentStyles w:defLockedState="0" w:defUIPriority="99" w:defSemiHidden="0" w:defUnhideWhenUsed="0" w:defQFormat="0" w:count="376">
+  <w:latentStyles w:defLockedState="0" w:defUIPriority="99" w:defSemiHidden="0" w:defUnhideWhenUsed="0" w:defQFormat="0" w:count="371">
     <w:lsdException w:name="Normal" w:uiPriority="0" w:qFormat="1"/>
     <w:lsdException w:name="heading 1" w:uiPriority="9" w:qFormat="1"/>
     <w:lsdException w:name="heading 2" w:semiHidden="1" w:uiPriority="9" w:unhideWhenUsed="1" w:qFormat="1"/>
@@ -2035,11 +2333,6 @@
     <w:lsdException w:name="List Table 5 Dark Accent 6" w:uiPriority="50"/>
     <w:lsdException w:name="List Table 6 Colorful Accent 6" w:uiPriority="51"/>
     <w:lsdException w:name="List Table 7 Colorful Accent 6" w:uiPriority="52"/>
-    <w:lsdException w:name="Mention" w:semiHidden="1" w:unhideWhenUsed="1"/>
-    <w:lsdException w:name="Smart Hyperlink" w:semiHidden="1" w:unhideWhenUsed="1"/>
-    <w:lsdException w:name="Hashtag" w:semiHidden="1" w:unhideWhenUsed="1"/>
-    <w:lsdException w:name="Unresolved Mention" w:semiHidden="1" w:unhideWhenUsed="1"/>
-    <w:lsdException w:name="Smart Link" w:semiHidden="1" w:unhideWhenUsed="1"/>
   </w:latentStyles>
   <w:style w:type="paragraph" w:default="1" w:styleId="Normal">
     <w:name w:val="Normal"/>
@@ -2252,6 +2545,7 @@
   <w:style w:type="character" w:default="1" w:styleId="Fuentedeprrafopredeter">
     <w:name w:val="Default Paragraph Font"/>
     <w:uiPriority w:val="1"/>
+    <w:semiHidden/>
     <w:unhideWhenUsed/>
   </w:style>
   <w:style w:type="table" w:default="1" w:styleId="Tablanormal">
@@ -2589,7 +2883,7 @@
       <w:szCs w:val="18"/>
     </w:rPr>
   </w:style>
-  <w:style w:type="character" w:styleId="Fuerte">
+  <w:style w:type="character" w:styleId="Textoennegrita">
     <w:name w:val="Strong"/>
     <w:basedOn w:val="Fuentedeprrafopredeter"/>
     <w:uiPriority w:val="22"/>
@@ -2738,7 +3032,7 @@
 </file>
 
 <file path=word/glossary/document.xml><?xml version="1.0" encoding="utf-8"?>
-<w:glossaryDocument xmlns:wpc="http://schemas.microsoft.com/office/word/2010/wordprocessingCanvas" xmlns:cx="http://schemas.microsoft.com/office/drawing/2014/chartex" xmlns:cx1="http://schemas.microsoft.com/office/drawing/2015/9/8/chartex" xmlns:cx2="http://schemas.microsoft.com/office/drawing/2015/10/21/chartex" xmlns:cx3="http://schemas.microsoft.com/office/drawing/2016/5/9/chartex" xmlns:cx4="http://schemas.microsoft.com/office/drawing/2016/5/10/chartex" xmlns:cx5="http://schemas.microsoft.com/office/drawing/2016/5/11/chartex" xmlns:cx6="http://schemas.microsoft.com/office/drawing/2016/5/12/chartex" xmlns:cx7="http://schemas.microsoft.com/office/drawing/2016/5/13/chartex" xmlns:cx8="http://schemas.microsoft.com/office/drawing/2016/5/14/chartex" xmlns:mc="http://schemas.openxmlformats.org/markup-compatibility/2006" xmlns:aink="http://schemas.microsoft.com/office/drawing/2016/ink" xmlns:am3d="http://schemas.microsoft.com/office/drawing/2017/model3d" xmlns:o="urn:schemas-microsoft-com:office:office" xmlns:oel="http://schemas.microsoft.com/office/2019/extlst" xmlns:r="http://schemas.openxmlformats.org/officeDocument/2006/relationships" xmlns:m="http://schemas.openxmlformats.org/officeDocument/2006/math" xmlns:v="urn:schemas-microsoft-com:vml" xmlns:wp14="http://schemas.microsoft.com/office/word/2010/wordprocessingDrawing" xmlns:wp="http://schemas.openxmlformats.org/drawingml/2006/wordprocessingDrawing" xmlns:w10="urn:schemas-microsoft-com:office:word" xmlns:w="http://schemas.openxmlformats.org/wordprocessingml/2006/main" xmlns:w14="http://schemas.microsoft.com/office/word/2010/wordml" xmlns:w15="http://schemas.microsoft.com/office/word/2012/wordml" xmlns:w16cex="http://schemas.microsoft.com/office/word/2018/wordml/cex" xmlns:w16cid="http://schemas.microsoft.com/office/word/2016/wordml/cid" xmlns:w16="http://schemas.microsoft.com/office/word/2018/wordml" xmlns:w16du="http://schemas.microsoft.com/office/word/2023/wordml/word16du" xmlns:w16sdtdh="http://schemas.microsoft.com/office/word/2020/wordml/sdtdatahash" xmlns:w16sdtfl="http://schemas.microsoft.com/office/word/2024/wordml/sdtformatlock" xmlns:w16se="http://schemas.microsoft.com/office/word/2015/wordml/symex" xmlns:wpg="http://schemas.microsoft.com/office/word/2010/wordprocessingGroup" xmlns:wpi="http://schemas.microsoft.com/office/word/2010/wordprocessingInk" xmlns:wne="http://schemas.microsoft.com/office/word/2006/wordml" xmlns:wps="http://schemas.microsoft.com/office/word/2010/wordprocessingShape" mc:Ignorable="w14 w15 w16se w16cid w16 w16cex w16sdtdh w16sdtfl w16du wp14">
+<w:glossaryDocument xmlns:wpc="http://schemas.microsoft.com/office/word/2010/wordprocessingCanvas" xmlns:cx="http://schemas.microsoft.com/office/drawing/2014/chartex" xmlns:mc="http://schemas.openxmlformats.org/markup-compatibility/2006" xmlns:o="urn:schemas-microsoft-com:office:office" xmlns:r="http://schemas.openxmlformats.org/officeDocument/2006/relationships" xmlns:m="http://schemas.openxmlformats.org/officeDocument/2006/math" xmlns:v="urn:schemas-microsoft-com:vml" xmlns:wp14="http://schemas.microsoft.com/office/word/2010/wordprocessingDrawing" xmlns:wp="http://schemas.openxmlformats.org/drawingml/2006/wordprocessingDrawing" xmlns:w10="urn:schemas-microsoft-com:office:word" xmlns:w="http://schemas.openxmlformats.org/wordprocessingml/2006/main" xmlns:w14="http://schemas.microsoft.com/office/word/2010/wordml" xmlns:w15="http://schemas.microsoft.com/office/word/2012/wordml" xmlns:w16se="http://schemas.microsoft.com/office/word/2015/wordml/symex" xmlns:wpg="http://schemas.microsoft.com/office/word/2010/wordprocessingGroup" xmlns:wpi="http://schemas.microsoft.com/office/word/2010/wordprocessingInk" xmlns:wne="http://schemas.microsoft.com/office/word/2006/wordml" xmlns:wps="http://schemas.microsoft.com/office/word/2010/wordprocessingShape" mc:Ignorable="w14 w15 w16se wp14">
   <w:docParts>
     <w:docPart>
       <w:docPartPr>
@@ -2807,7 +3101,7 @@
 </file>
 
 <file path=word/glossary/fontTable.xml><?xml version="1.0" encoding="utf-8"?>
-<w:fonts xmlns:mc="http://schemas.openxmlformats.org/markup-compatibility/2006" xmlns:r="http://schemas.openxmlformats.org/officeDocument/2006/relationships" xmlns:w="http://schemas.openxmlformats.org/wordprocessingml/2006/main" xmlns:w14="http://schemas.microsoft.com/office/word/2010/wordml" xmlns:w15="http://schemas.microsoft.com/office/word/2012/wordml" xmlns:w16cex="http://schemas.microsoft.com/office/word/2018/wordml/cex" xmlns:w16cid="http://schemas.microsoft.com/office/word/2016/wordml/cid" xmlns:w16="http://schemas.microsoft.com/office/word/2018/wordml" xmlns:w16du="http://schemas.microsoft.com/office/word/2023/wordml/word16du" xmlns:w16sdtdh="http://schemas.microsoft.com/office/word/2020/wordml/sdtdatahash" xmlns:w16sdtfl="http://schemas.microsoft.com/office/word/2024/wordml/sdtformatlock" xmlns:w16se="http://schemas.microsoft.com/office/word/2015/wordml/symex" mc:Ignorable="w14 w15 w16se w16cid w16 w16cex w16sdtdh w16sdtfl w16du">
+<w:fonts xmlns:mc="http://schemas.openxmlformats.org/markup-compatibility/2006" xmlns:r="http://schemas.openxmlformats.org/officeDocument/2006/relationships" xmlns:w="http://schemas.openxmlformats.org/wordprocessingml/2006/main" xmlns:w14="http://schemas.microsoft.com/office/word/2010/wordml" xmlns:w15="http://schemas.microsoft.com/office/word/2012/wordml" xmlns:w16se="http://schemas.microsoft.com/office/word/2015/wordml/symex" mc:Ignorable="w14 w15 w16se">
   <w:font w:name="Symbol">
     <w:panose1 w:val="05050102010706020507"/>
     <w:charset w:val="02"/>
@@ -2820,7 +3114,7 @@
     <w:charset w:val="00"/>
     <w:family w:val="roman"/>
     <w:pitch w:val="variable"/>
-    <w:sig w:usb0="E0002EFF" w:usb1="C000785B" w:usb2="00000009" w:usb3="00000000" w:csb0="000001FF" w:csb1="00000000"/>
+    <w:sig w:usb0="E0002AFF" w:usb1="C0007843" w:usb2="00000009" w:usb3="00000000" w:csb0="000001FF" w:csb1="00000000"/>
   </w:font>
   <w:font w:name="Courier New">
     <w:panose1 w:val="02070309020205020404"/>
@@ -2841,20 +3135,27 @@
     <w:charset w:val="00"/>
     <w:family w:val="swiss"/>
     <w:pitch w:val="variable"/>
-    <w:sig w:usb0="E4002EFF" w:usb1="C000247B" w:usb2="00000009" w:usb3="00000000" w:csb0="000001FF" w:csb1="00000000"/>
+    <w:sig w:usb0="E0002AFF" w:usb1="4000ACFF" w:usb2="00000001" w:usb3="00000000" w:csb0="000001FF" w:csb1="00000000"/>
   </w:font>
   <w:font w:name="Calibri Light">
     <w:panose1 w:val="020F0302020204030204"/>
     <w:charset w:val="00"/>
     <w:family w:val="swiss"/>
     <w:pitch w:val="variable"/>
-    <w:sig w:usb0="E4002EFF" w:usb1="C000247B" w:usb2="00000009" w:usb3="00000000" w:csb0="000001FF" w:csb1="00000000"/>
+    <w:sig w:usb0="A0002AEF" w:usb1="4000207B" w:usb2="00000000" w:usb3="00000000" w:csb0="000001FF" w:csb1="00000000"/>
+  </w:font>
+  <w:font w:name="Arial">
+    <w:panose1 w:val="020B0604020202020204"/>
+    <w:charset w:val="00"/>
+    <w:family w:val="swiss"/>
+    <w:pitch w:val="variable"/>
+    <w:sig w:usb0="E0002AFF" w:usb1="C0007843" w:usb2="00000009" w:usb3="00000000" w:csb0="000001FF" w:csb1="00000000"/>
   </w:font>
 </w:fonts>
 </file>
 
 <file path=word/glossary/settings.xml><?xml version="1.0" encoding="utf-8"?>
-<w:settings xmlns:mc="http://schemas.openxmlformats.org/markup-compatibility/2006" xmlns:o="urn:schemas-microsoft-com:office:office" xmlns:r="http://schemas.openxmlformats.org/officeDocument/2006/relationships" xmlns:m="http://schemas.openxmlformats.org/officeDocument/2006/math" xmlns:v="urn:schemas-microsoft-com:vml" xmlns:w10="urn:schemas-microsoft-com:office:word" xmlns:w="http://schemas.openxmlformats.org/wordprocessingml/2006/main" xmlns:w14="http://schemas.microsoft.com/office/word/2010/wordml" xmlns:w15="http://schemas.microsoft.com/office/word/2012/wordml" xmlns:w16cex="http://schemas.microsoft.com/office/word/2018/wordml/cex" xmlns:w16cid="http://schemas.microsoft.com/office/word/2016/wordml/cid" xmlns:w16="http://schemas.microsoft.com/office/word/2018/wordml" xmlns:w16du="http://schemas.microsoft.com/office/word/2023/wordml/word16du" xmlns:w16sdtdh="http://schemas.microsoft.com/office/word/2020/wordml/sdtdatahash" xmlns:w16sdtfl="http://schemas.microsoft.com/office/word/2024/wordml/sdtformatlock" xmlns:w16se="http://schemas.microsoft.com/office/word/2015/wordml/symex" xmlns:sl="http://schemas.openxmlformats.org/schemaLibrary/2006/main" mc:Ignorable="w14 w15 w16se w16cid w16 w16cex w16sdtdh w16sdtfl w16du">
+<w:settings xmlns:mc="http://schemas.openxmlformats.org/markup-compatibility/2006" xmlns:o="urn:schemas-microsoft-com:office:office" xmlns:r="http://schemas.openxmlformats.org/officeDocument/2006/relationships" xmlns:m="http://schemas.openxmlformats.org/officeDocument/2006/math" xmlns:v="urn:schemas-microsoft-com:vml" xmlns:w10="urn:schemas-microsoft-com:office:word" xmlns:w="http://schemas.openxmlformats.org/wordprocessingml/2006/main" xmlns:w14="http://schemas.microsoft.com/office/word/2010/wordml" xmlns:w15="http://schemas.microsoft.com/office/word/2012/wordml" xmlns:w16se="http://schemas.microsoft.com/office/word/2015/wordml/symex" xmlns:sl="http://schemas.openxmlformats.org/schemaLibrary/2006/main" mc:Ignorable="w14 w15 w16se">
   <w:view w:val="normal"/>
   <w:defaultTabStop w:val="720"/>
   <w:hyphenationZone w:val="425"/>
@@ -2866,7 +3167,6 @@
     <w:compatSetting w:name="enableOpenTypeFeatures" w:uri="http://schemas.microsoft.com/office/word" w:val="1"/>
     <w:compatSetting w:name="doNotFlipMirrorIndents" w:uri="http://schemas.microsoft.com/office/word" w:val="1"/>
     <w:compatSetting w:name="differentiateMultirowTableHeaders" w:uri="http://schemas.microsoft.com/office/word" w:val="1"/>
-    <w:compatSetting w:name="useWord2013TrackBottomHyphenation" w:uri="http://schemas.microsoft.com/office/word" w:val="1"/>
   </w:compat>
   <w:rsids>
     <w:rsidRoot w:val="00913713"/>
@@ -2878,6 +3178,7 @@
     <w:rsid w:val="00913713"/>
     <w:rsid w:val="00957F00"/>
     <w:rsid w:val="00A31034"/>
+    <w:rsid w:val="00C241B8"/>
     <w:rsid w:val="00D70D59"/>
     <w:rsid w:val="00F63C07"/>
   </w:rsids>
@@ -2903,7 +3204,7 @@
 </file>
 
 <file path=word/glossary/styles.xml><?xml version="1.0" encoding="utf-8"?>
-<w:styles xmlns:mc="http://schemas.openxmlformats.org/markup-compatibility/2006" xmlns:r="http://schemas.openxmlformats.org/officeDocument/2006/relationships" xmlns:w="http://schemas.openxmlformats.org/wordprocessingml/2006/main" xmlns:w14="http://schemas.microsoft.com/office/word/2010/wordml" xmlns:w15="http://schemas.microsoft.com/office/word/2012/wordml" xmlns:w16cex="http://schemas.microsoft.com/office/word/2018/wordml/cex" xmlns:w16cid="http://schemas.microsoft.com/office/word/2016/wordml/cid" xmlns:w16="http://schemas.microsoft.com/office/word/2018/wordml" xmlns:w16du="http://schemas.microsoft.com/office/word/2023/wordml/word16du" xmlns:w16sdtdh="http://schemas.microsoft.com/office/word/2020/wordml/sdtdatahash" xmlns:w16sdtfl="http://schemas.microsoft.com/office/word/2024/wordml/sdtformatlock" xmlns:w16se="http://schemas.microsoft.com/office/word/2015/wordml/symex" mc:Ignorable="w14 w15 w16se w16cid w16 w16cex w16sdtdh w16sdtfl w16du">
+<w:styles xmlns:mc="http://schemas.openxmlformats.org/markup-compatibility/2006" xmlns:r="http://schemas.openxmlformats.org/officeDocument/2006/relationships" xmlns:w="http://schemas.openxmlformats.org/wordprocessingml/2006/main" xmlns:w14="http://schemas.microsoft.com/office/word/2010/wordml" xmlns:w15="http://schemas.microsoft.com/office/word/2012/wordml" xmlns:w16se="http://schemas.microsoft.com/office/word/2015/wordml/symex" mc:Ignorable="w14 w15 w16se">
   <w:docDefaults>
     <w:rPrDefault>
       <w:rPr>
@@ -2919,7 +3220,7 @@
       </w:pPr>
     </w:pPrDefault>
   </w:docDefaults>
-  <w:latentStyles w:defLockedState="0" w:defUIPriority="99" w:defSemiHidden="0" w:defUnhideWhenUsed="0" w:defQFormat="0" w:count="376">
+  <w:latentStyles w:defLockedState="0" w:defUIPriority="99" w:defSemiHidden="0" w:defUnhideWhenUsed="0" w:defQFormat="0" w:count="371">
     <w:lsdException w:name="Normal" w:uiPriority="0" w:qFormat="1"/>
     <w:lsdException w:name="heading 1" w:uiPriority="9" w:qFormat="1"/>
     <w:lsdException w:name="heading 2" w:semiHidden="1" w:uiPriority="9" w:unhideWhenUsed="1" w:qFormat="1"/>
@@ -3291,11 +3592,6 @@
     <w:lsdException w:name="List Table 5 Dark Accent 6" w:uiPriority="50"/>
     <w:lsdException w:name="List Table 6 Colorful Accent 6" w:uiPriority="51"/>
     <w:lsdException w:name="List Table 7 Colorful Accent 6" w:uiPriority="52"/>
-    <w:lsdException w:name="Mention" w:semiHidden="1" w:unhideWhenUsed="1"/>
-    <w:lsdException w:name="Smart Hyperlink" w:semiHidden="1" w:unhideWhenUsed="1"/>
-    <w:lsdException w:name="Hashtag" w:semiHidden="1" w:unhideWhenUsed="1"/>
-    <w:lsdException w:name="Unresolved Mention" w:semiHidden="1" w:unhideWhenUsed="1"/>
-    <w:lsdException w:name="Smart Link" w:semiHidden="1" w:unhideWhenUsed="1"/>
   </w:latentStyles>
   <w:style w:type="paragraph" w:default="1" w:styleId="Normal">
     <w:name w:val="Normal"/>
@@ -3340,7 +3636,7 @@
 </file>
 
 <file path=word/glossary/webSettings.xml><?xml version="1.0" encoding="utf-8"?>
-<w:webSettings xmlns:mc="http://schemas.openxmlformats.org/markup-compatibility/2006" xmlns:r="http://schemas.openxmlformats.org/officeDocument/2006/relationships" xmlns:w="http://schemas.openxmlformats.org/wordprocessingml/2006/main" xmlns:w14="http://schemas.microsoft.com/office/word/2010/wordml" xmlns:w15="http://schemas.microsoft.com/office/word/2012/wordml" xmlns:w16cex="http://schemas.microsoft.com/office/word/2018/wordml/cex" xmlns:w16cid="http://schemas.microsoft.com/office/word/2016/wordml/cid" xmlns:w16="http://schemas.microsoft.com/office/word/2018/wordml" xmlns:w16du="http://schemas.microsoft.com/office/word/2023/wordml/word16du" xmlns:w16sdtdh="http://schemas.microsoft.com/office/word/2020/wordml/sdtdatahash" xmlns:w16sdtfl="http://schemas.microsoft.com/office/word/2024/wordml/sdtformatlock" xmlns:w16se="http://schemas.microsoft.com/office/word/2015/wordml/symex" mc:Ignorable="w14 w15 w16se w16cid w16 w16cex w16sdtdh w16sdtfl w16du">
+<w:webSettings xmlns:mc="http://schemas.openxmlformats.org/markup-compatibility/2006" xmlns:r="http://schemas.openxmlformats.org/officeDocument/2006/relationships" xmlns:w="http://schemas.openxmlformats.org/wordprocessingml/2006/main" xmlns:w14="http://schemas.microsoft.com/office/word/2010/wordml" xmlns:w15="http://schemas.microsoft.com/office/word/2012/wordml" xmlns:w16se="http://schemas.microsoft.com/office/word/2015/wordml/symex" mc:Ignorable="w14 w15 w16se">
   <w:optimizeForBrowser/>
   <w:allowPNG/>
 </w:webSettings>
